--- a/docs/03_Casos_de_Uso.docx
+++ b/docs/03_Casos_de_Uso.docx
@@ -1,5 +1,29 @@
 
-<file path=word/document.xml><?xml version="1.0" encoding="utf-8"?>
+<file path=docProps\app.xml><?xml version="1.0" encoding="utf-8"?>
+<Properties xmlns="http://schemas.openxmlformats.org/officeDocument/2006/extended-properties" xmlns:vt="http://schemas.openxmlformats.org/officeDocument/2006/docPropsVTypes"/>
+</file>
+
+<file path=docProps\core.xml><?xml version="1.0" encoding="utf-8"?>
+<cp:coreProperties xmlns:cp="http://schemas.openxmlformats.org/package/2006/metadata/core-properties" xmlns:dc="http://purl.org/dc/elements/1.1/" xmlns:dcterms="http://purl.org/dc/terms/" xmlns:dcmitype="http://purl.org/dc/dcmitype/" xmlns:xsi="http://www.w3.org/2001/XMLSchema-instance">
+  <dc:title>Casos de Uso</dc:title>
+  <dc:creator>Sistema Web para la Gestión de un Minimarket</dc:creator>
+  <dc:description>Proyecto final del curso de Desarrollo de Sistemas de Información</dc:description>
+  <cp:lastModifiedBy>Un-named</cp:lastModifiedBy>
+  <cp:revision>1</cp:revision>
+  <dcterms:created xsi:type="dcterms:W3CDTF">2026-08-27T02:20:20.045Z</dcterms:created>
+  <dcterms:modified xsi:type="dcterms:W3CDTF">2026-08-27T02:20:20.045Z</dcterms:modified>
+</cp:coreProperties>
+</file>
+
+<file path=docProps\custom.xml><?xml version="1.0" encoding="utf-8"?>
+<Properties xmlns="http://schemas.openxmlformats.org/officeDocument/2006/custom-properties" xmlns:vt="http://schemas.openxmlformats.org/officeDocument/2006/docPropsVTypes"/>
+</file>
+
+<file path=word\comments.xml><?xml version="1.0" encoding="utf-8"?>
+<w:comments xmlns:cx="http://schemas.microsoft.com/office/drawing/2014/chartex" xmlns:cx1="http://schemas.microsoft.com/office/drawing/2015/9/8/chartex" xmlns:cx2="http://schemas.microsoft.com/office/drawing/2015/10/21/chartex" xmlns:cx3="http://schemas.microsoft.com/office/drawing/2016/5/9/chartex" xmlns:cx4="http://schemas.microsoft.com/office/drawing/2016/5/10/chartex" xmlns:cx5="http://schemas.microsoft.com/office/drawing/2016/5/11/chartex" xmlns:cx6="http://schemas.microsoft.com/office/drawing/2016/5/12/chartex" xmlns:cx7="http://schemas.microsoft.com/office/drawing/2016/5/13/chartex" xmlns:cx8="http://schemas.microsoft.com/office/drawing/2016/5/14/chartex" xmlns:mc="http://schemas.openxmlformats.org/markup-compatibility/2006" xmlns:aink="http://schemas.microsoft.com/office/drawing/2016/ink" xmlns:am3d="http://schemas.microsoft.com/office/drawing/2017/model3d" xmlns:o="urn:schemas-microsoft-com:office:office" xmlns:r="http://schemas.openxmlformats.org/officeDocument/2006/relationships" xmlns:m="http://schemas.openxmlformats.org/officeDocument/2006/math" xmlns:v="urn:schemas-microsoft-com:vml" xmlns:wp14="http://schemas.microsoft.com/office/word/2010/wordprocessingDrawing" xmlns:wp="http://schemas.openxmlformats.org/drawingml/2006/wordprocessingDrawing" xmlns:w10="urn:schemas-microsoft-com:office:word" xmlns:w="http://schemas.openxmlformats.org/wordprocessingml/2006/main" xmlns:w14="http://schemas.microsoft.com/office/word/2010/wordml" xmlns:w15="http://schemas.microsoft.com/office/word/2012/wordml" xmlns:w16cex="http://schemas.microsoft.com/office/word/2018/wordml/cex" xmlns:w16cid="http://schemas.microsoft.com/office/word/2016/wordml/cid" xmlns:w16="http://schemas.microsoft.com/office/word/2018/wordml" xmlns:w16sdtdh="http://schemas.microsoft.com/office/word/2020/wordml/sdtdatahash" xmlns:w16se="http://schemas.microsoft.com/office/word/2015/wordml/symex" xmlns:wpg="http://schemas.microsoft.com/office/word/2010/wordprocessingGroup" xmlns:wpi="http://schemas.microsoft.com/office/word/2010/wordprocessingInk" xmlns:wne="http://schemas.microsoft.com/office/word/2006/wordml" xmlns:wps="http://schemas.microsoft.com/office/word/2010/wordprocessingShape"/>
+</file>
+
+<file path=word\document.xml><?xml version="1.0" encoding="utf-8"?>
 <w:document xmlns:wpc="http://schemas.microsoft.com/office/word/2010/wordprocessingCanvas" xmlns:mc="http://schemas.openxmlformats.org/markup-compatibility/2006" xmlns:o="urn:schemas-microsoft-com:office:office" xmlns:r="http://schemas.openxmlformats.org/officeDocument/2006/relationships" xmlns:m="http://schemas.openxmlformats.org/officeDocument/2006/math" xmlns:v="urn:schemas-microsoft-com:vml" xmlns:wp14="http://schemas.microsoft.com/office/word/2010/wordprocessingDrawing" xmlns:wp="http://schemas.openxmlformats.org/drawingml/2006/wordprocessingDrawing" xmlns:w10="urn:schemas-microsoft-com:office:word" xmlns:w="http://schemas.openxmlformats.org/wordprocessingml/2006/main" xmlns:w14="http://schemas.microsoft.com/office/word/2010/wordml" xmlns:w15="http://schemas.microsoft.com/office/word/2012/wordml" xmlns:wpg="http://schemas.microsoft.com/office/word/2010/wordprocessingGroup" xmlns:wpi="http://schemas.microsoft.com/office/word/2010/wordprocessingInk" xmlns:wne="http://schemas.microsoft.com/office/word/2006/wordml" xmlns:wps="http://schemas.microsoft.com/office/word/2010/wordprocessingShape" xmlns:cx="http://schemas.microsoft.com/office/drawing/2014/chartex" xmlns:cx1="http://schemas.microsoft.com/office/drawing/2015/9/8/chartex" xmlns:cx2="http://schemas.microsoft.com/office/drawing/2015/10/21/chartex" xmlns:cx3="http://schemas.microsoft.com/office/drawing/2016/5/9/chartex" xmlns:cx4="http://schemas.microsoft.com/office/drawing/2016/5/10/chartex" xmlns:cx5="http://schemas.microsoft.com/office/drawing/2016/5/11/chartex" xmlns:cx6="http://schemas.microsoft.com/office/drawing/2016/5/12/chartex" xmlns:cx7="http://schemas.microsoft.com/office/drawing/2016/5/13/chartex" xmlns:cx8="http://schemas.microsoft.com/office/drawing/2016/5/14/chartex" xmlns:aink="http://schemas.microsoft.com/office/drawing/2016/ink" xmlns:am3d="http://schemas.microsoft.com/office/drawing/2017/model3d" xmlns:w16cex="http://schemas.microsoft.com/office/word/2018/wordml/cex" xmlns:w16cid="http://schemas.microsoft.com/office/word/2016/wordml/cid" xmlns:w16="http://schemas.microsoft.com/office/word/2018/wordml" xmlns:w16sdtdh="http://schemas.microsoft.com/office/word/2020/wordml/sdtdatahash" xmlns:w16se="http://schemas.microsoft.com/office/word/2015/wordml/symex" mc:Ignorable="w14 w15 wp14">
   <w:body>
     <w:p>
@@ -1688,7 +1712,7 @@
                 <w:sz w:val="20"/>
                 <w:szCs w:val="20"/>
               </w:rPr>
-              <w:t xml:space="preserve">Administrador</w:t>
+              <w:t xml:space="preserve">Administrador, Almacenero</w:t>
             </w:r>
           </w:p>
         </w:tc>
@@ -1803,7 +1827,7 @@
                 <w:sz w:val="20"/>
                 <w:szCs w:val="20"/>
               </w:rPr>
-              <w:t xml:space="preserve">Administrador</w:t>
+              <w:t xml:space="preserve">Administrador, Almacenero</w:t>
             </w:r>
           </w:p>
         </w:tc>
@@ -2296,6 +2320,120 @@
                 <w:szCs w:val="20"/>
               </w:rPr>
               <w:t xml:space="preserve">Administra las cuentas de acceso y sus roles.</w:t>
+            </w:r>
+          </w:p>
+        </w:tc>
+      </w:tr>
+      <w:tr>
+        <w:tc>
+          <w:tcPr>
+            <w:tcW w:type="dxa" w:w="812"/>
+            <w:tcMar>
+              <w:top w:type="dxa" w:w="80"/>
+              <w:left w:type="dxa" w:w="110"/>
+              <w:bottom w:type="dxa" w:w="80"/>
+              <w:right w:type="dxa" w:w="110"/>
+            </w:tcMar>
+            <w:vAlign w:val="center"/>
+          </w:tcPr>
+          <w:p>
+            <w:pPr>
+              <w:spacing w:after="0" w:line="260"/>
+              <w:jc w:val="center"/>
+            </w:pPr>
+            <w:r>
+              <w:rPr>
+                <w:b/>
+                <w:bCs/>
+                <w:color w:val="1F2937"/>
+                <w:sz w:val="20"/>
+                <w:szCs w:val="20"/>
+              </w:rPr>
+              <w:t xml:space="preserve">CU-14</w:t>
+            </w:r>
+          </w:p>
+        </w:tc>
+        <w:tc>
+          <w:tcPr>
+            <w:tcW w:type="dxa" w:w="1986"/>
+            <w:tcMar>
+              <w:top w:type="dxa" w:w="80"/>
+              <w:left w:type="dxa" w:w="110"/>
+              <w:bottom w:type="dxa" w:w="80"/>
+              <w:right w:type="dxa" w:w="110"/>
+            </w:tcMar>
+            <w:vAlign w:val="center"/>
+          </w:tcPr>
+          <w:p>
+            <w:pPr>
+              <w:spacing w:after="0" w:line="260"/>
+              <w:jc w:val="left"/>
+            </w:pPr>
+            <w:r>
+              <w:rPr>
+                <w:b w:val="false"/>
+                <w:bCs w:val="false"/>
+                <w:color w:val="1F2937"/>
+                <w:sz w:val="20"/>
+                <w:szCs w:val="20"/>
+              </w:rPr>
+              <w:t xml:space="preserve">Consultar catálogo de productos</w:t>
+            </w:r>
+          </w:p>
+        </w:tc>
+        <w:tc>
+          <w:tcPr>
+            <w:tcW w:type="dxa" w:w="1986"/>
+            <w:tcMar>
+              <w:top w:type="dxa" w:w="80"/>
+              <w:left w:type="dxa" w:w="110"/>
+              <w:bottom w:type="dxa" w:w="80"/>
+              <w:right w:type="dxa" w:w="110"/>
+            </w:tcMar>
+            <w:vAlign w:val="center"/>
+          </w:tcPr>
+          <w:p>
+            <w:pPr>
+              <w:spacing w:after="0" w:line="260"/>
+              <w:jc w:val="left"/>
+            </w:pPr>
+            <w:r>
+              <w:rPr>
+                <w:b w:val="false"/>
+                <w:bCs w:val="false"/>
+                <w:color w:val="1F2937"/>
+                <w:sz w:val="20"/>
+                <w:szCs w:val="20"/>
+              </w:rPr>
+              <w:t xml:space="preserve">Administrador, Cajero, Almacenero</w:t>
+            </w:r>
+          </w:p>
+        </w:tc>
+        <w:tc>
+          <w:tcPr>
+            <w:tcW w:type="dxa" w:w="4242"/>
+            <w:tcMar>
+              <w:top w:type="dxa" w:w="80"/>
+              <w:left w:type="dxa" w:w="110"/>
+              <w:bottom w:type="dxa" w:w="80"/>
+              <w:right w:type="dxa" w:w="110"/>
+            </w:tcMar>
+            <w:vAlign w:val="center"/>
+          </w:tcPr>
+          <w:p>
+            <w:pPr>
+              <w:spacing w:after="0" w:line="260"/>
+              <w:jc w:val="left"/>
+            </w:pPr>
+            <w:r>
+              <w:rPr>
+                <w:b w:val="false"/>
+                <w:bCs w:val="false"/>
+                <w:color w:val="1F2937"/>
+                <w:sz w:val="20"/>
+                <w:szCs w:val="20"/>
+              </w:rPr>
+              <w:t xml:space="preserve">Muestra el catálogo de productos activos, con búsqueda y filtro por categoría o por stock bajo el mínimo, sin permitir su edición.</w:t>
             </w:r>
           </w:p>
         </w:tc>
@@ -11164,7 +11302,7 @@
                 <w:sz w:val="20"/>
                 <w:szCs w:val="20"/>
               </w:rPr>
-              <w:t xml:space="preserve">Administrador</w:t>
+              <w:t xml:space="preserve">Administrador, Almacenero</w:t>
             </w:r>
           </w:p>
         </w:tc>
@@ -11500,7 +11638,7 @@
                 <w:sz w:val="20"/>
                 <w:szCs w:val="20"/>
               </w:rPr>
-              <w:t xml:space="preserve">El administrador abre el módulo de Inventario.</w:t>
+              <w:t xml:space="preserve">El usuario abre el módulo de Inventario.</w:t>
             </w:r>
           </w:p>
         </w:tc>
@@ -11560,7 +11698,7 @@
                 <w:sz w:val="20"/>
                 <w:szCs w:val="20"/>
               </w:rPr>
-              <w:t xml:space="preserve">El administrador selecciona el producto y ve su stock actual.</w:t>
+              <w:t xml:space="preserve">El usuario selecciona el producto y ve su stock actual.</w:t>
             </w:r>
           </w:p>
         </w:tc>
@@ -11618,7 +11756,7 @@
                 <w:sz w:val="20"/>
                 <w:szCs w:val="20"/>
               </w:rPr>
-              <w:t xml:space="preserve">El administrador elige el tipo de movimiento e ingresa la cantidad y el motivo.</w:t>
+              <w:t xml:space="preserve">El usuario elige el tipo de movimiento e ingresa la cantidad y el motivo.</w:t>
             </w:r>
           </w:p>
         </w:tc>
@@ -11678,7 +11816,7 @@
                 <w:sz w:val="20"/>
                 <w:szCs w:val="20"/>
               </w:rPr>
-              <w:t xml:space="preserve">El administrador guarda el movimiento.</w:t>
+              <w:t xml:space="preserve">El usuario guarda el movimiento.</w:t>
             </w:r>
           </w:p>
         </w:tc>
@@ -12346,7 +12484,7 @@
                 <w:sz w:val="20"/>
                 <w:szCs w:val="20"/>
               </w:rPr>
-              <w:t xml:space="preserve">Administrador</w:t>
+              <w:t xml:space="preserve">Administrador, Almacenero</w:t>
             </w:r>
           </w:p>
         </w:tc>
@@ -12682,7 +12820,7 @@
                 <w:sz w:val="20"/>
                 <w:szCs w:val="20"/>
               </w:rPr>
-              <w:t xml:space="preserve">El administrador abre el catálogo y presiona Kardex en un producto.</w:t>
+              <w:t xml:space="preserve">El usuario abre el catálogo y presiona Kardex en un producto.</w:t>
             </w:r>
           </w:p>
         </w:tc>
@@ -13043,7 +13181,7 @@
           <w:sz w:val="26"/>
           <w:szCs w:val="26"/>
         </w:rPr>
-        <w:t xml:space="preserve">CU-10 · Gestionar clientes</w:t>
+        <w:t xml:space="preserve">CU-14 · Consultar catálogo de productos</w:t>
       </w:r>
     </w:p>
     <w:tbl>
@@ -13116,7 +13254,7 @@
                 <w:sz w:val="20"/>
                 <w:szCs w:val="20"/>
               </w:rPr>
-              <w:t xml:space="preserve">CU-10</w:t>
+              <w:t xml:space="preserve">CU-14</w:t>
             </w:r>
           </w:p>
         </w:tc>
@@ -13175,7 +13313,7 @@
                 <w:sz w:val="20"/>
                 <w:szCs w:val="20"/>
               </w:rPr>
-              <w:t xml:space="preserve">Gestionar clientes</w:t>
+              <w:t xml:space="preserve">Consultar catálogo de productos</w:t>
             </w:r>
           </w:p>
         </w:tc>
@@ -13234,7 +13372,7 @@
                 <w:sz w:val="20"/>
                 <w:szCs w:val="20"/>
               </w:rPr>
-              <w:t xml:space="preserve">Administrador, Cajero</w:t>
+              <w:t xml:space="preserve">Administrador, Cajero, Almacenero</w:t>
             </w:r>
           </w:p>
         </w:tc>
@@ -13293,7 +13431,7 @@
                 <w:sz w:val="20"/>
                 <w:szCs w:val="20"/>
               </w:rPr>
-              <w:t xml:space="preserve">Registra y actualiza los datos de los clientes del minimarket.</w:t>
+              <w:t xml:space="preserve">Muestra el catálogo de productos activos, con búsqueda por nombre o código de barras y filtro por categoría o por stock bajo el mínimo.</w:t>
             </w:r>
           </w:p>
         </w:tc>
@@ -13411,7 +13549,7 @@
                 <w:sz w:val="20"/>
                 <w:szCs w:val="20"/>
               </w:rPr>
-              <w:t xml:space="preserve">El cliente queda registrado o actualizado.</w:t>
+              <w:t xml:space="preserve">Se muestra el listado de productos según los filtros aplicados.</w:t>
             </w:r>
           </w:p>
         </w:tc>
@@ -13570,7 +13708,7 @@
                 <w:sz w:val="20"/>
                 <w:szCs w:val="20"/>
               </w:rPr>
-              <w:t xml:space="preserve">El usuario abre el módulo de Clientes.</w:t>
+              <w:t xml:space="preserve">El usuario abre el catálogo de productos.</w:t>
             </w:r>
           </w:p>
         </w:tc>
@@ -13630,7 +13768,7 @@
                 <w:sz w:val="20"/>
                 <w:szCs w:val="20"/>
               </w:rPr>
-              <w:t xml:space="preserve">El usuario presiona Nuevo cliente.</w:t>
+              <w:t xml:space="preserve">El sistema lista los productos activos con su categoría, precio y stock.</w:t>
             </w:r>
           </w:p>
         </w:tc>
@@ -13688,185 +13826,7 @@
                 <w:sz w:val="20"/>
                 <w:szCs w:val="20"/>
               </w:rPr>
-              <w:t xml:space="preserve">El usuario elige el tipo de documento; el formulario se adapta.</w:t>
-            </w:r>
-          </w:p>
-        </w:tc>
-      </w:tr>
-      <w:tr>
-        <w:tc>
-          <w:tcPr>
-            <w:tcW w:type="dxa" w:w="632"/>
-            <w:shd w:fill="F1F5F9" w:color="auto" w:val="clear"/>
-            <w:tcMar>
-              <w:top w:type="dxa" w:w="80"/>
-              <w:left w:type="dxa" w:w="110"/>
-              <w:bottom w:type="dxa" w:w="80"/>
-              <w:right w:type="dxa" w:w="110"/>
-            </w:tcMar>
-            <w:vAlign w:val="center"/>
-          </w:tcPr>
-          <w:p>
-            <w:pPr>
-              <w:spacing w:after="0" w:line="260"/>
-              <w:jc w:val="center"/>
-            </w:pPr>
-            <w:r>
-              <w:rPr>
-                <w:b w:val="false"/>
-                <w:bCs w:val="false"/>
-                <w:color w:val="1F2937"/>
-                <w:sz w:val="20"/>
-                <w:szCs w:val="20"/>
-              </w:rPr>
-              <w:t xml:space="preserve">4</w:t>
-            </w:r>
-          </w:p>
-        </w:tc>
-        <w:tc>
-          <w:tcPr>
-            <w:tcW w:type="dxa" w:w="8394"/>
-            <w:shd w:fill="F1F5F9" w:color="auto" w:val="clear"/>
-            <w:tcMar>
-              <w:top w:type="dxa" w:w="80"/>
-              <w:left w:type="dxa" w:w="110"/>
-              <w:bottom w:type="dxa" w:w="80"/>
-              <w:right w:type="dxa" w:w="110"/>
-            </w:tcMar>
-            <w:vAlign w:val="center"/>
-          </w:tcPr>
-          <w:p>
-            <w:pPr>
-              <w:spacing w:after="0" w:line="260"/>
-              <w:jc w:val="left"/>
-            </w:pPr>
-            <w:r>
-              <w:rPr>
-                <w:b w:val="false"/>
-                <w:bCs w:val="false"/>
-                <w:color w:val="1F2937"/>
-                <w:sz w:val="20"/>
-                <w:szCs w:val="20"/>
-              </w:rPr>
-              <w:t xml:space="preserve">El usuario completa los datos y guarda.</w:t>
-            </w:r>
-          </w:p>
-        </w:tc>
-      </w:tr>
-      <w:tr>
-        <w:tc>
-          <w:tcPr>
-            <w:tcW w:type="dxa" w:w="632"/>
-            <w:tcMar>
-              <w:top w:type="dxa" w:w="80"/>
-              <w:left w:type="dxa" w:w="110"/>
-              <w:bottom w:type="dxa" w:w="80"/>
-              <w:right w:type="dxa" w:w="110"/>
-            </w:tcMar>
-            <w:vAlign w:val="center"/>
-          </w:tcPr>
-          <w:p>
-            <w:pPr>
-              <w:spacing w:after="0" w:line="260"/>
-              <w:jc w:val="center"/>
-            </w:pPr>
-            <w:r>
-              <w:rPr>
-                <w:b w:val="false"/>
-                <w:bCs w:val="false"/>
-                <w:color w:val="1F2937"/>
-                <w:sz w:val="20"/>
-                <w:szCs w:val="20"/>
-              </w:rPr>
-              <w:t xml:space="preserve">5</w:t>
-            </w:r>
-          </w:p>
-        </w:tc>
-        <w:tc>
-          <w:tcPr>
-            <w:tcW w:type="dxa" w:w="8394"/>
-            <w:tcMar>
-              <w:top w:type="dxa" w:w="80"/>
-              <w:left w:type="dxa" w:w="110"/>
-              <w:bottom w:type="dxa" w:w="80"/>
-              <w:right w:type="dxa" w:w="110"/>
-            </w:tcMar>
-            <w:vAlign w:val="center"/>
-          </w:tcPr>
-          <w:p>
-            <w:pPr>
-              <w:spacing w:after="0" w:line="260"/>
-              <w:jc w:val="left"/>
-            </w:pPr>
-            <w:r>
-              <w:rPr>
-                <w:b w:val="false"/>
-                <w:bCs w:val="false"/>
-                <w:color w:val="1F2937"/>
-                <w:sz w:val="20"/>
-                <w:szCs w:val="20"/>
-              </w:rPr>
-              <w:t xml:space="preserve">El sistema valida el formato y la unicidad del documento.</w:t>
-            </w:r>
-          </w:p>
-        </w:tc>
-      </w:tr>
-      <w:tr>
-        <w:tc>
-          <w:tcPr>
-            <w:tcW w:type="dxa" w:w="632"/>
-            <w:shd w:fill="F1F5F9" w:color="auto" w:val="clear"/>
-            <w:tcMar>
-              <w:top w:type="dxa" w:w="80"/>
-              <w:left w:type="dxa" w:w="110"/>
-              <w:bottom w:type="dxa" w:w="80"/>
-              <w:right w:type="dxa" w:w="110"/>
-            </w:tcMar>
-            <w:vAlign w:val="center"/>
-          </w:tcPr>
-          <w:p>
-            <w:pPr>
-              <w:spacing w:after="0" w:line="260"/>
-              <w:jc w:val="center"/>
-            </w:pPr>
-            <w:r>
-              <w:rPr>
-                <w:b w:val="false"/>
-                <w:bCs w:val="false"/>
-                <w:color w:val="1F2937"/>
-                <w:sz w:val="20"/>
-                <w:szCs w:val="20"/>
-              </w:rPr>
-              <w:t xml:space="preserve">6</w:t>
-            </w:r>
-          </w:p>
-        </w:tc>
-        <w:tc>
-          <w:tcPr>
-            <w:tcW w:type="dxa" w:w="8394"/>
-            <w:shd w:fill="F1F5F9" w:color="auto" w:val="clear"/>
-            <w:tcMar>
-              <w:top w:type="dxa" w:w="80"/>
-              <w:left w:type="dxa" w:w="110"/>
-              <w:bottom w:type="dxa" w:w="80"/>
-              <w:right w:type="dxa" w:w="110"/>
-            </w:tcMar>
-            <w:vAlign w:val="center"/>
-          </w:tcPr>
-          <w:p>
-            <w:pPr>
-              <w:spacing w:after="0" w:line="260"/>
-              <w:jc w:val="left"/>
-            </w:pPr>
-            <w:r>
-              <w:rPr>
-                <w:b w:val="false"/>
-                <w:bCs w:val="false"/>
-                <w:color w:val="1F2937"/>
-                <w:sz w:val="20"/>
-                <w:szCs w:val="20"/>
-              </w:rPr>
-              <w:t xml:space="preserve">El sistema registra el cliente y actualiza el listado.</w:t>
+              <w:t xml:space="preserve">El usuario busca por nombre o código de barras, o filtra por categoría o por stock bajo el mínimo.</w:t>
             </w:r>
           </w:p>
         </w:tc>
@@ -13997,6 +13957,1072 @@
                 <w:sz w:val="20"/>
                 <w:szCs w:val="20"/>
               </w:rPr>
+              <w:t xml:space="preserve">1a. El usuario tiene rol Administrador</w:t>
+            </w:r>
+          </w:p>
+        </w:tc>
+        <w:tc>
+          <w:tcPr>
+            <w:tcW w:type="dxa" w:w="6679"/>
+            <w:tcMar>
+              <w:top w:type="dxa" w:w="80"/>
+              <w:left w:type="dxa" w:w="110"/>
+              <w:bottom w:type="dxa" w:w="80"/>
+              <w:right w:type="dxa" w:w="110"/>
+            </w:tcMar>
+            <w:vAlign w:val="center"/>
+          </w:tcPr>
+          <w:p>
+            <w:pPr>
+              <w:spacing w:after="0" w:line="260"/>
+              <w:jc w:val="left"/>
+            </w:pPr>
+            <w:r>
+              <w:rPr>
+                <w:b w:val="false"/>
+                <w:bCs w:val="false"/>
+                <w:color w:val="1F2937"/>
+                <w:sz w:val="20"/>
+                <w:szCs w:val="20"/>
+              </w:rPr>
+              <w:t xml:space="preserve">Además de consultar, puede editar o desactivar productos (ver CU-06).</w:t>
+            </w:r>
+          </w:p>
+        </w:tc>
+      </w:tr>
+      <w:tr>
+        <w:tc>
+          <w:tcPr>
+            <w:tcW w:type="dxa" w:w="2347"/>
+            <w:shd w:fill="F1F5F9" w:color="auto" w:val="clear"/>
+            <w:tcMar>
+              <w:top w:type="dxa" w:w="80"/>
+              <w:left w:type="dxa" w:w="110"/>
+              <w:bottom w:type="dxa" w:w="80"/>
+              <w:right w:type="dxa" w:w="110"/>
+            </w:tcMar>
+            <w:vAlign w:val="center"/>
+          </w:tcPr>
+          <w:p>
+            <w:pPr>
+              <w:spacing w:after="0" w:line="260"/>
+              <w:jc w:val="left"/>
+            </w:pPr>
+            <w:r>
+              <w:rPr>
+                <w:b/>
+                <w:bCs/>
+                <w:color w:val="1F2937"/>
+                <w:sz w:val="20"/>
+                <w:szCs w:val="20"/>
+              </w:rPr>
+              <w:t xml:space="preserve">2a. La búsqueda no encuentra coincidencias</w:t>
+            </w:r>
+          </w:p>
+        </w:tc>
+        <w:tc>
+          <w:tcPr>
+            <w:tcW w:type="dxa" w:w="6679"/>
+            <w:shd w:fill="F1F5F9" w:color="auto" w:val="clear"/>
+            <w:tcMar>
+              <w:top w:type="dxa" w:w="80"/>
+              <w:left w:type="dxa" w:w="110"/>
+              <w:bottom w:type="dxa" w:w="80"/>
+              <w:right w:type="dxa" w:w="110"/>
+            </w:tcMar>
+            <w:vAlign w:val="center"/>
+          </w:tcPr>
+          <w:p>
+            <w:pPr>
+              <w:spacing w:after="0" w:line="260"/>
+              <w:jc w:val="left"/>
+            </w:pPr>
+            <w:r>
+              <w:rPr>
+                <w:b w:val="false"/>
+                <w:bCs w:val="false"/>
+                <w:color w:val="1F2937"/>
+                <w:sz w:val="20"/>
+                <w:szCs w:val="20"/>
+              </w:rPr>
+              <w:t xml:space="preserve">El sistema muestra el catálogo vacío con un aviso.</w:t>
+            </w:r>
+          </w:p>
+        </w:tc>
+      </w:tr>
+    </w:tbl>
+    <w:p>
+      <w:pPr>
+        <w:spacing w:after="240"/>
+      </w:pPr>
+    </w:p>
+    <w:p>
+      <w:pPr>
+        <w:pStyle w:val="Heading2"/>
+        <w:spacing w:after="160" w:before="280"/>
+      </w:pPr>
+      <w:r>
+        <w:rPr>
+          <w:b/>
+          <w:bCs/>
+          <w:color w:val="1E468A"/>
+          <w:sz w:val="26"/>
+          <w:szCs w:val="26"/>
+        </w:rPr>
+        <w:t xml:space="preserve">CU-10 · Gestionar clientes</w:t>
+      </w:r>
+    </w:p>
+    <w:tbl>
+      <w:tblPr>
+        <w:tblW w:type="dxa" w:w="9026"/>
+        <w:tblBorders>
+          <w:top w:val="single" w:color="CBD5E1" w:sz="3"/>
+          <w:left w:val="single" w:color="CBD5E1" w:sz="3"/>
+          <w:bottom w:val="single" w:color="CBD5E1" w:sz="3"/>
+          <w:right w:val="single" w:color="CBD5E1" w:sz="3"/>
+          <w:insideH w:val="single" w:color="CBD5E1" w:sz="3"/>
+          <w:insideV w:val="single" w:color="CBD5E1" w:sz="3"/>
+        </w:tblBorders>
+      </w:tblPr>
+      <w:tblGrid>
+        <w:gridCol w:w="1986"/>
+        <w:gridCol w:w="7040"/>
+      </w:tblGrid>
+      <w:tr>
+        <w:tc>
+          <w:tcPr>
+            <w:tcW w:type="dxa" w:w="1986"/>
+            <w:shd w:fill="EFF8FF" w:color="auto" w:val="clear"/>
+            <w:tcMar>
+              <w:top w:type="dxa" w:w="80"/>
+              <w:left w:type="dxa" w:w="110"/>
+              <w:bottom w:type="dxa" w:w="80"/>
+              <w:right w:type="dxa" w:w="110"/>
+            </w:tcMar>
+            <w:vAlign w:val="center"/>
+          </w:tcPr>
+          <w:p>
+            <w:pPr>
+              <w:spacing w:after="0" w:line="260"/>
+              <w:jc w:val="left"/>
+            </w:pPr>
+            <w:r>
+              <w:rPr>
+                <w:b/>
+                <w:bCs/>
+                <w:color w:val="1E468A"/>
+                <w:sz w:val="20"/>
+                <w:szCs w:val="20"/>
+              </w:rPr>
+              <w:t xml:space="preserve">Código</w:t>
+            </w:r>
+          </w:p>
+        </w:tc>
+        <w:tc>
+          <w:tcPr>
+            <w:tcW w:type="dxa" w:w="7040"/>
+            <w:tcMar>
+              <w:top w:type="dxa" w:w="80"/>
+              <w:left w:type="dxa" w:w="110"/>
+              <w:bottom w:type="dxa" w:w="80"/>
+              <w:right w:type="dxa" w:w="110"/>
+            </w:tcMar>
+            <w:vAlign w:val="center"/>
+          </w:tcPr>
+          <w:p>
+            <w:pPr>
+              <w:spacing w:after="0" w:line="260"/>
+              <w:jc w:val="left"/>
+            </w:pPr>
+            <w:r>
+              <w:rPr>
+                <w:b w:val="false"/>
+                <w:bCs w:val="false"/>
+                <w:color w:val="1F2937"/>
+                <w:sz w:val="20"/>
+                <w:szCs w:val="20"/>
+              </w:rPr>
+              <w:t xml:space="preserve">CU-10</w:t>
+            </w:r>
+          </w:p>
+        </w:tc>
+      </w:tr>
+      <w:tr>
+        <w:tc>
+          <w:tcPr>
+            <w:tcW w:type="dxa" w:w="1986"/>
+            <w:shd w:fill="EFF8FF" w:color="auto" w:val="clear"/>
+            <w:tcMar>
+              <w:top w:type="dxa" w:w="80"/>
+              <w:left w:type="dxa" w:w="110"/>
+              <w:bottom w:type="dxa" w:w="80"/>
+              <w:right w:type="dxa" w:w="110"/>
+            </w:tcMar>
+            <w:vAlign w:val="center"/>
+          </w:tcPr>
+          <w:p>
+            <w:pPr>
+              <w:spacing w:after="0" w:line="260"/>
+              <w:jc w:val="left"/>
+            </w:pPr>
+            <w:r>
+              <w:rPr>
+                <w:b/>
+                <w:bCs/>
+                <w:color w:val="1E468A"/>
+                <w:sz w:val="20"/>
+                <w:szCs w:val="20"/>
+              </w:rPr>
+              <w:t xml:space="preserve">Nombre</w:t>
+            </w:r>
+          </w:p>
+        </w:tc>
+        <w:tc>
+          <w:tcPr>
+            <w:tcW w:type="dxa" w:w="7040"/>
+            <w:tcMar>
+              <w:top w:type="dxa" w:w="80"/>
+              <w:left w:type="dxa" w:w="110"/>
+              <w:bottom w:type="dxa" w:w="80"/>
+              <w:right w:type="dxa" w:w="110"/>
+            </w:tcMar>
+            <w:vAlign w:val="center"/>
+          </w:tcPr>
+          <w:p>
+            <w:pPr>
+              <w:spacing w:after="0" w:line="260"/>
+              <w:jc w:val="left"/>
+            </w:pPr>
+            <w:r>
+              <w:rPr>
+                <w:b w:val="false"/>
+                <w:bCs w:val="false"/>
+                <w:color w:val="1F2937"/>
+                <w:sz w:val="20"/>
+                <w:szCs w:val="20"/>
+              </w:rPr>
+              <w:t xml:space="preserve">Gestionar clientes</w:t>
+            </w:r>
+          </w:p>
+        </w:tc>
+      </w:tr>
+      <w:tr>
+        <w:tc>
+          <w:tcPr>
+            <w:tcW w:type="dxa" w:w="1986"/>
+            <w:shd w:fill="EFF8FF" w:color="auto" w:val="clear"/>
+            <w:tcMar>
+              <w:top w:type="dxa" w:w="80"/>
+              <w:left w:type="dxa" w:w="110"/>
+              <w:bottom w:type="dxa" w:w="80"/>
+              <w:right w:type="dxa" w:w="110"/>
+            </w:tcMar>
+            <w:vAlign w:val="center"/>
+          </w:tcPr>
+          <w:p>
+            <w:pPr>
+              <w:spacing w:after="0" w:line="260"/>
+              <w:jc w:val="left"/>
+            </w:pPr>
+            <w:r>
+              <w:rPr>
+                <w:b/>
+                <w:bCs/>
+                <w:color w:val="1E468A"/>
+                <w:sz w:val="20"/>
+                <w:szCs w:val="20"/>
+              </w:rPr>
+              <w:t xml:space="preserve">Actor principal</w:t>
+            </w:r>
+          </w:p>
+        </w:tc>
+        <w:tc>
+          <w:tcPr>
+            <w:tcW w:type="dxa" w:w="7040"/>
+            <w:tcMar>
+              <w:top w:type="dxa" w:w="80"/>
+              <w:left w:type="dxa" w:w="110"/>
+              <w:bottom w:type="dxa" w:w="80"/>
+              <w:right w:type="dxa" w:w="110"/>
+            </w:tcMar>
+            <w:vAlign w:val="center"/>
+          </w:tcPr>
+          <w:p>
+            <w:pPr>
+              <w:spacing w:after="0" w:line="260"/>
+              <w:jc w:val="left"/>
+            </w:pPr>
+            <w:r>
+              <w:rPr>
+                <w:b w:val="false"/>
+                <w:bCs w:val="false"/>
+                <w:color w:val="1F2937"/>
+                <w:sz w:val="20"/>
+                <w:szCs w:val="20"/>
+              </w:rPr>
+              <w:t xml:space="preserve">Administrador, Cajero</w:t>
+            </w:r>
+          </w:p>
+        </w:tc>
+      </w:tr>
+      <w:tr>
+        <w:tc>
+          <w:tcPr>
+            <w:tcW w:type="dxa" w:w="1986"/>
+            <w:shd w:fill="EFF8FF" w:color="auto" w:val="clear"/>
+            <w:tcMar>
+              <w:top w:type="dxa" w:w="80"/>
+              <w:left w:type="dxa" w:w="110"/>
+              <w:bottom w:type="dxa" w:w="80"/>
+              <w:right w:type="dxa" w:w="110"/>
+            </w:tcMar>
+            <w:vAlign w:val="center"/>
+          </w:tcPr>
+          <w:p>
+            <w:pPr>
+              <w:spacing w:after="0" w:line="260"/>
+              <w:jc w:val="left"/>
+            </w:pPr>
+            <w:r>
+              <w:rPr>
+                <w:b/>
+                <w:bCs/>
+                <w:color w:val="1E468A"/>
+                <w:sz w:val="20"/>
+                <w:szCs w:val="20"/>
+              </w:rPr>
+              <w:t xml:space="preserve">Descripción</w:t>
+            </w:r>
+          </w:p>
+        </w:tc>
+        <w:tc>
+          <w:tcPr>
+            <w:tcW w:type="dxa" w:w="7040"/>
+            <w:tcMar>
+              <w:top w:type="dxa" w:w="80"/>
+              <w:left w:type="dxa" w:w="110"/>
+              <w:bottom w:type="dxa" w:w="80"/>
+              <w:right w:type="dxa" w:w="110"/>
+            </w:tcMar>
+            <w:vAlign w:val="center"/>
+          </w:tcPr>
+          <w:p>
+            <w:pPr>
+              <w:spacing w:after="0" w:line="260"/>
+              <w:jc w:val="left"/>
+            </w:pPr>
+            <w:r>
+              <w:rPr>
+                <w:b w:val="false"/>
+                <w:bCs w:val="false"/>
+                <w:color w:val="1F2937"/>
+                <w:sz w:val="20"/>
+                <w:szCs w:val="20"/>
+              </w:rPr>
+              <w:t xml:space="preserve">Registra y actualiza los datos de los clientes del minimarket.</w:t>
+            </w:r>
+          </w:p>
+        </w:tc>
+      </w:tr>
+      <w:tr>
+        <w:tc>
+          <w:tcPr>
+            <w:tcW w:type="dxa" w:w="1986"/>
+            <w:shd w:fill="EFF8FF" w:color="auto" w:val="clear"/>
+            <w:tcMar>
+              <w:top w:type="dxa" w:w="80"/>
+              <w:left w:type="dxa" w:w="110"/>
+              <w:bottom w:type="dxa" w:w="80"/>
+              <w:right w:type="dxa" w:w="110"/>
+            </w:tcMar>
+            <w:vAlign w:val="center"/>
+          </w:tcPr>
+          <w:p>
+            <w:pPr>
+              <w:spacing w:after="0" w:line="260"/>
+              <w:jc w:val="left"/>
+            </w:pPr>
+            <w:r>
+              <w:rPr>
+                <w:b/>
+                <w:bCs/>
+                <w:color w:val="1E468A"/>
+                <w:sz w:val="20"/>
+                <w:szCs w:val="20"/>
+              </w:rPr>
+              <w:t xml:space="preserve">Precondiciones</w:t>
+            </w:r>
+          </w:p>
+        </w:tc>
+        <w:tc>
+          <w:tcPr>
+            <w:tcW w:type="dxa" w:w="7040"/>
+            <w:tcMar>
+              <w:top w:type="dxa" w:w="80"/>
+              <w:left w:type="dxa" w:w="110"/>
+              <w:bottom w:type="dxa" w:w="80"/>
+              <w:right w:type="dxa" w:w="110"/>
+            </w:tcMar>
+            <w:vAlign w:val="center"/>
+          </w:tcPr>
+          <w:p>
+            <w:pPr>
+              <w:spacing w:after="0" w:line="260"/>
+              <w:jc w:val="left"/>
+            </w:pPr>
+            <w:r>
+              <w:rPr>
+                <w:b w:val="false"/>
+                <w:bCs w:val="false"/>
+                <w:color w:val="1F2937"/>
+                <w:sz w:val="20"/>
+                <w:szCs w:val="20"/>
+              </w:rPr>
+              <w:t xml:space="preserve">El usuario inició sesión.</w:t>
+            </w:r>
+          </w:p>
+        </w:tc>
+      </w:tr>
+      <w:tr>
+        <w:tc>
+          <w:tcPr>
+            <w:tcW w:type="dxa" w:w="1986"/>
+            <w:shd w:fill="EFF8FF" w:color="auto" w:val="clear"/>
+            <w:tcMar>
+              <w:top w:type="dxa" w:w="80"/>
+              <w:left w:type="dxa" w:w="110"/>
+              <w:bottom w:type="dxa" w:w="80"/>
+              <w:right w:type="dxa" w:w="110"/>
+            </w:tcMar>
+            <w:vAlign w:val="center"/>
+          </w:tcPr>
+          <w:p>
+            <w:pPr>
+              <w:spacing w:after="0" w:line="260"/>
+              <w:jc w:val="left"/>
+            </w:pPr>
+            <w:r>
+              <w:rPr>
+                <w:b/>
+                <w:bCs/>
+                <w:color w:val="1E468A"/>
+                <w:sz w:val="20"/>
+                <w:szCs w:val="20"/>
+              </w:rPr>
+              <w:t xml:space="preserve">Postcondiciones</w:t>
+            </w:r>
+          </w:p>
+        </w:tc>
+        <w:tc>
+          <w:tcPr>
+            <w:tcW w:type="dxa" w:w="7040"/>
+            <w:tcMar>
+              <w:top w:type="dxa" w:w="80"/>
+              <w:left w:type="dxa" w:w="110"/>
+              <w:bottom w:type="dxa" w:w="80"/>
+              <w:right w:type="dxa" w:w="110"/>
+            </w:tcMar>
+            <w:vAlign w:val="center"/>
+          </w:tcPr>
+          <w:p>
+            <w:pPr>
+              <w:spacing w:after="0" w:line="260"/>
+              <w:jc w:val="left"/>
+            </w:pPr>
+            <w:r>
+              <w:rPr>
+                <w:b w:val="false"/>
+                <w:bCs w:val="false"/>
+                <w:color w:val="1F2937"/>
+                <w:sz w:val="20"/>
+                <w:szCs w:val="20"/>
+              </w:rPr>
+              <w:t xml:space="preserve">El cliente queda registrado o actualizado.</w:t>
+            </w:r>
+          </w:p>
+        </w:tc>
+      </w:tr>
+    </w:tbl>
+    <w:p>
+      <w:pPr>
+        <w:spacing w:after="160"/>
+      </w:pPr>
+    </w:p>
+    <w:p>
+      <w:pPr>
+        <w:pStyle w:val="Heading3"/>
+        <w:spacing w:after="120" w:before="220"/>
+      </w:pPr>
+      <w:r>
+        <w:rPr>
+          <w:b/>
+          <w:bCs/>
+          <w:color w:val="334155"/>
+          <w:sz w:val="23"/>
+          <w:szCs w:val="23"/>
+        </w:rPr>
+        <w:t xml:space="preserve">Flujo principal</w:t>
+      </w:r>
+    </w:p>
+    <w:tbl>
+      <w:tblPr>
+        <w:tblW w:type="dxa" w:w="9026"/>
+        <w:tblBorders>
+          <w:top w:val="single" w:color="CBD5E1" w:sz="3"/>
+          <w:left w:val="single" w:color="CBD5E1" w:sz="3"/>
+          <w:bottom w:val="single" w:color="CBD5E1" w:sz="3"/>
+          <w:right w:val="single" w:color="CBD5E1" w:sz="3"/>
+          <w:insideH w:val="single" w:color="CBD5E1" w:sz="3"/>
+          <w:insideV w:val="single" w:color="CBD5E1" w:sz="3"/>
+        </w:tblBorders>
+      </w:tblPr>
+      <w:tblGrid>
+        <w:gridCol w:w="632"/>
+        <w:gridCol w:w="8394"/>
+      </w:tblGrid>
+      <w:tr>
+        <w:trPr>
+          <w:tblHeader/>
+        </w:trPr>
+        <w:tc>
+          <w:tcPr>
+            <w:tcW w:type="dxa" w:w="632"/>
+            <w:shd w:fill="1E468A" w:color="auto" w:val="clear"/>
+            <w:tcMar>
+              <w:top w:type="dxa" w:w="80"/>
+              <w:left w:type="dxa" w:w="110"/>
+              <w:bottom w:type="dxa" w:w="80"/>
+              <w:right w:type="dxa" w:w="110"/>
+            </w:tcMar>
+            <w:vAlign w:val="center"/>
+          </w:tcPr>
+          <w:p>
+            <w:pPr>
+              <w:spacing w:after="0" w:line="260"/>
+              <w:jc w:val="center"/>
+            </w:pPr>
+            <w:r>
+              <w:rPr>
+                <w:b/>
+                <w:bCs/>
+                <w:color w:val="FFFFFF"/>
+                <w:sz w:val="19"/>
+                <w:szCs w:val="19"/>
+              </w:rPr>
+              <w:t xml:space="preserve">N°</w:t>
+            </w:r>
+          </w:p>
+        </w:tc>
+        <w:tc>
+          <w:tcPr>
+            <w:tcW w:type="dxa" w:w="8394"/>
+            <w:shd w:fill="1E468A" w:color="auto" w:val="clear"/>
+            <w:tcMar>
+              <w:top w:type="dxa" w:w="80"/>
+              <w:left w:type="dxa" w:w="110"/>
+              <w:bottom w:type="dxa" w:w="80"/>
+              <w:right w:type="dxa" w:w="110"/>
+            </w:tcMar>
+            <w:vAlign w:val="center"/>
+          </w:tcPr>
+          <w:p>
+            <w:pPr>
+              <w:spacing w:after="0" w:line="260"/>
+              <w:jc w:val="left"/>
+            </w:pPr>
+            <w:r>
+              <w:rPr>
+                <w:b/>
+                <w:bCs/>
+                <w:color w:val="FFFFFF"/>
+                <w:sz w:val="19"/>
+                <w:szCs w:val="19"/>
+              </w:rPr>
+              <w:t xml:space="preserve">Acción</w:t>
+            </w:r>
+          </w:p>
+        </w:tc>
+      </w:tr>
+      <w:tr>
+        <w:tc>
+          <w:tcPr>
+            <w:tcW w:type="dxa" w:w="632"/>
+            <w:tcMar>
+              <w:top w:type="dxa" w:w="80"/>
+              <w:left w:type="dxa" w:w="110"/>
+              <w:bottom w:type="dxa" w:w="80"/>
+              <w:right w:type="dxa" w:w="110"/>
+            </w:tcMar>
+            <w:vAlign w:val="center"/>
+          </w:tcPr>
+          <w:p>
+            <w:pPr>
+              <w:spacing w:after="0" w:line="260"/>
+              <w:jc w:val="center"/>
+            </w:pPr>
+            <w:r>
+              <w:rPr>
+                <w:b w:val="false"/>
+                <w:bCs w:val="false"/>
+                <w:color w:val="1F2937"/>
+                <w:sz w:val="20"/>
+                <w:szCs w:val="20"/>
+              </w:rPr>
+              <w:t xml:space="preserve">1</w:t>
+            </w:r>
+          </w:p>
+        </w:tc>
+        <w:tc>
+          <w:tcPr>
+            <w:tcW w:type="dxa" w:w="8394"/>
+            <w:tcMar>
+              <w:top w:type="dxa" w:w="80"/>
+              <w:left w:type="dxa" w:w="110"/>
+              <w:bottom w:type="dxa" w:w="80"/>
+              <w:right w:type="dxa" w:w="110"/>
+            </w:tcMar>
+            <w:vAlign w:val="center"/>
+          </w:tcPr>
+          <w:p>
+            <w:pPr>
+              <w:spacing w:after="0" w:line="260"/>
+              <w:jc w:val="left"/>
+            </w:pPr>
+            <w:r>
+              <w:rPr>
+                <w:b w:val="false"/>
+                <w:bCs w:val="false"/>
+                <w:color w:val="1F2937"/>
+                <w:sz w:val="20"/>
+                <w:szCs w:val="20"/>
+              </w:rPr>
+              <w:t xml:space="preserve">El usuario abre el módulo de Clientes.</w:t>
+            </w:r>
+          </w:p>
+        </w:tc>
+      </w:tr>
+      <w:tr>
+        <w:tc>
+          <w:tcPr>
+            <w:tcW w:type="dxa" w:w="632"/>
+            <w:shd w:fill="F1F5F9" w:color="auto" w:val="clear"/>
+            <w:tcMar>
+              <w:top w:type="dxa" w:w="80"/>
+              <w:left w:type="dxa" w:w="110"/>
+              <w:bottom w:type="dxa" w:w="80"/>
+              <w:right w:type="dxa" w:w="110"/>
+            </w:tcMar>
+            <w:vAlign w:val="center"/>
+          </w:tcPr>
+          <w:p>
+            <w:pPr>
+              <w:spacing w:after="0" w:line="260"/>
+              <w:jc w:val="center"/>
+            </w:pPr>
+            <w:r>
+              <w:rPr>
+                <w:b w:val="false"/>
+                <w:bCs w:val="false"/>
+                <w:color w:val="1F2937"/>
+                <w:sz w:val="20"/>
+                <w:szCs w:val="20"/>
+              </w:rPr>
+              <w:t xml:space="preserve">2</w:t>
+            </w:r>
+          </w:p>
+        </w:tc>
+        <w:tc>
+          <w:tcPr>
+            <w:tcW w:type="dxa" w:w="8394"/>
+            <w:shd w:fill="F1F5F9" w:color="auto" w:val="clear"/>
+            <w:tcMar>
+              <w:top w:type="dxa" w:w="80"/>
+              <w:left w:type="dxa" w:w="110"/>
+              <w:bottom w:type="dxa" w:w="80"/>
+              <w:right w:type="dxa" w:w="110"/>
+            </w:tcMar>
+            <w:vAlign w:val="center"/>
+          </w:tcPr>
+          <w:p>
+            <w:pPr>
+              <w:spacing w:after="0" w:line="260"/>
+              <w:jc w:val="left"/>
+            </w:pPr>
+            <w:r>
+              <w:rPr>
+                <w:b w:val="false"/>
+                <w:bCs w:val="false"/>
+                <w:color w:val="1F2937"/>
+                <w:sz w:val="20"/>
+                <w:szCs w:val="20"/>
+              </w:rPr>
+              <w:t xml:space="preserve">El usuario presiona Nuevo cliente.</w:t>
+            </w:r>
+          </w:p>
+        </w:tc>
+      </w:tr>
+      <w:tr>
+        <w:tc>
+          <w:tcPr>
+            <w:tcW w:type="dxa" w:w="632"/>
+            <w:tcMar>
+              <w:top w:type="dxa" w:w="80"/>
+              <w:left w:type="dxa" w:w="110"/>
+              <w:bottom w:type="dxa" w:w="80"/>
+              <w:right w:type="dxa" w:w="110"/>
+            </w:tcMar>
+            <w:vAlign w:val="center"/>
+          </w:tcPr>
+          <w:p>
+            <w:pPr>
+              <w:spacing w:after="0" w:line="260"/>
+              <w:jc w:val="center"/>
+            </w:pPr>
+            <w:r>
+              <w:rPr>
+                <w:b w:val="false"/>
+                <w:bCs w:val="false"/>
+                <w:color w:val="1F2937"/>
+                <w:sz w:val="20"/>
+                <w:szCs w:val="20"/>
+              </w:rPr>
+              <w:t xml:space="preserve">3</w:t>
+            </w:r>
+          </w:p>
+        </w:tc>
+        <w:tc>
+          <w:tcPr>
+            <w:tcW w:type="dxa" w:w="8394"/>
+            <w:tcMar>
+              <w:top w:type="dxa" w:w="80"/>
+              <w:left w:type="dxa" w:w="110"/>
+              <w:bottom w:type="dxa" w:w="80"/>
+              <w:right w:type="dxa" w:w="110"/>
+            </w:tcMar>
+            <w:vAlign w:val="center"/>
+          </w:tcPr>
+          <w:p>
+            <w:pPr>
+              <w:spacing w:after="0" w:line="260"/>
+              <w:jc w:val="left"/>
+            </w:pPr>
+            <w:r>
+              <w:rPr>
+                <w:b w:val="false"/>
+                <w:bCs w:val="false"/>
+                <w:color w:val="1F2937"/>
+                <w:sz w:val="20"/>
+                <w:szCs w:val="20"/>
+              </w:rPr>
+              <w:t xml:space="preserve">El usuario elige el tipo de documento; el formulario se adapta.</w:t>
+            </w:r>
+          </w:p>
+        </w:tc>
+      </w:tr>
+      <w:tr>
+        <w:tc>
+          <w:tcPr>
+            <w:tcW w:type="dxa" w:w="632"/>
+            <w:shd w:fill="F1F5F9" w:color="auto" w:val="clear"/>
+            <w:tcMar>
+              <w:top w:type="dxa" w:w="80"/>
+              <w:left w:type="dxa" w:w="110"/>
+              <w:bottom w:type="dxa" w:w="80"/>
+              <w:right w:type="dxa" w:w="110"/>
+            </w:tcMar>
+            <w:vAlign w:val="center"/>
+          </w:tcPr>
+          <w:p>
+            <w:pPr>
+              <w:spacing w:after="0" w:line="260"/>
+              <w:jc w:val="center"/>
+            </w:pPr>
+            <w:r>
+              <w:rPr>
+                <w:b w:val="false"/>
+                <w:bCs w:val="false"/>
+                <w:color w:val="1F2937"/>
+                <w:sz w:val="20"/>
+                <w:szCs w:val="20"/>
+              </w:rPr>
+              <w:t xml:space="preserve">4</w:t>
+            </w:r>
+          </w:p>
+        </w:tc>
+        <w:tc>
+          <w:tcPr>
+            <w:tcW w:type="dxa" w:w="8394"/>
+            <w:shd w:fill="F1F5F9" w:color="auto" w:val="clear"/>
+            <w:tcMar>
+              <w:top w:type="dxa" w:w="80"/>
+              <w:left w:type="dxa" w:w="110"/>
+              <w:bottom w:type="dxa" w:w="80"/>
+              <w:right w:type="dxa" w:w="110"/>
+            </w:tcMar>
+            <w:vAlign w:val="center"/>
+          </w:tcPr>
+          <w:p>
+            <w:pPr>
+              <w:spacing w:after="0" w:line="260"/>
+              <w:jc w:val="left"/>
+            </w:pPr>
+            <w:r>
+              <w:rPr>
+                <w:b w:val="false"/>
+                <w:bCs w:val="false"/>
+                <w:color w:val="1F2937"/>
+                <w:sz w:val="20"/>
+                <w:szCs w:val="20"/>
+              </w:rPr>
+              <w:t xml:space="preserve">El usuario completa los datos y guarda.</w:t>
+            </w:r>
+          </w:p>
+        </w:tc>
+      </w:tr>
+      <w:tr>
+        <w:tc>
+          <w:tcPr>
+            <w:tcW w:type="dxa" w:w="632"/>
+            <w:tcMar>
+              <w:top w:type="dxa" w:w="80"/>
+              <w:left w:type="dxa" w:w="110"/>
+              <w:bottom w:type="dxa" w:w="80"/>
+              <w:right w:type="dxa" w:w="110"/>
+            </w:tcMar>
+            <w:vAlign w:val="center"/>
+          </w:tcPr>
+          <w:p>
+            <w:pPr>
+              <w:spacing w:after="0" w:line="260"/>
+              <w:jc w:val="center"/>
+            </w:pPr>
+            <w:r>
+              <w:rPr>
+                <w:b w:val="false"/>
+                <w:bCs w:val="false"/>
+                <w:color w:val="1F2937"/>
+                <w:sz w:val="20"/>
+                <w:szCs w:val="20"/>
+              </w:rPr>
+              <w:t xml:space="preserve">5</w:t>
+            </w:r>
+          </w:p>
+        </w:tc>
+        <w:tc>
+          <w:tcPr>
+            <w:tcW w:type="dxa" w:w="8394"/>
+            <w:tcMar>
+              <w:top w:type="dxa" w:w="80"/>
+              <w:left w:type="dxa" w:w="110"/>
+              <w:bottom w:type="dxa" w:w="80"/>
+              <w:right w:type="dxa" w:w="110"/>
+            </w:tcMar>
+            <w:vAlign w:val="center"/>
+          </w:tcPr>
+          <w:p>
+            <w:pPr>
+              <w:spacing w:after="0" w:line="260"/>
+              <w:jc w:val="left"/>
+            </w:pPr>
+            <w:r>
+              <w:rPr>
+                <w:b w:val="false"/>
+                <w:bCs w:val="false"/>
+                <w:color w:val="1F2937"/>
+                <w:sz w:val="20"/>
+                <w:szCs w:val="20"/>
+              </w:rPr>
+              <w:t xml:space="preserve">El sistema valida el formato y la unicidad del documento.</w:t>
+            </w:r>
+          </w:p>
+        </w:tc>
+      </w:tr>
+      <w:tr>
+        <w:tc>
+          <w:tcPr>
+            <w:tcW w:type="dxa" w:w="632"/>
+            <w:shd w:fill="F1F5F9" w:color="auto" w:val="clear"/>
+            <w:tcMar>
+              <w:top w:type="dxa" w:w="80"/>
+              <w:left w:type="dxa" w:w="110"/>
+              <w:bottom w:type="dxa" w:w="80"/>
+              <w:right w:type="dxa" w:w="110"/>
+            </w:tcMar>
+            <w:vAlign w:val="center"/>
+          </w:tcPr>
+          <w:p>
+            <w:pPr>
+              <w:spacing w:after="0" w:line="260"/>
+              <w:jc w:val="center"/>
+            </w:pPr>
+            <w:r>
+              <w:rPr>
+                <w:b w:val="false"/>
+                <w:bCs w:val="false"/>
+                <w:color w:val="1F2937"/>
+                <w:sz w:val="20"/>
+                <w:szCs w:val="20"/>
+              </w:rPr>
+              <w:t xml:space="preserve">6</w:t>
+            </w:r>
+          </w:p>
+        </w:tc>
+        <w:tc>
+          <w:tcPr>
+            <w:tcW w:type="dxa" w:w="8394"/>
+            <w:shd w:fill="F1F5F9" w:color="auto" w:val="clear"/>
+            <w:tcMar>
+              <w:top w:type="dxa" w:w="80"/>
+              <w:left w:type="dxa" w:w="110"/>
+              <w:bottom w:type="dxa" w:w="80"/>
+              <w:right w:type="dxa" w:w="110"/>
+            </w:tcMar>
+            <w:vAlign w:val="center"/>
+          </w:tcPr>
+          <w:p>
+            <w:pPr>
+              <w:spacing w:after="0" w:line="260"/>
+              <w:jc w:val="left"/>
+            </w:pPr>
+            <w:r>
+              <w:rPr>
+                <w:b w:val="false"/>
+                <w:bCs w:val="false"/>
+                <w:color w:val="1F2937"/>
+                <w:sz w:val="20"/>
+                <w:szCs w:val="20"/>
+              </w:rPr>
+              <w:t xml:space="preserve">El sistema registra el cliente y actualiza el listado.</w:t>
+            </w:r>
+          </w:p>
+        </w:tc>
+      </w:tr>
+    </w:tbl>
+    <w:p>
+      <w:pPr>
+        <w:spacing w:after="160"/>
+      </w:pPr>
+    </w:p>
+    <w:p>
+      <w:pPr>
+        <w:pStyle w:val="Heading3"/>
+        <w:spacing w:after="120" w:before="220"/>
+      </w:pPr>
+      <w:r>
+        <w:rPr>
+          <w:b/>
+          <w:bCs/>
+          <w:color w:val="334155"/>
+          <w:sz w:val="23"/>
+          <w:szCs w:val="23"/>
+        </w:rPr>
+        <w:t xml:space="preserve">Flujos alternos</w:t>
+      </w:r>
+    </w:p>
+    <w:tbl>
+      <w:tblPr>
+        <w:tblW w:type="dxa" w:w="9026"/>
+        <w:tblBorders>
+          <w:top w:val="single" w:color="CBD5E1" w:sz="3"/>
+          <w:left w:val="single" w:color="CBD5E1" w:sz="3"/>
+          <w:bottom w:val="single" w:color="CBD5E1" w:sz="3"/>
+          <w:right w:val="single" w:color="CBD5E1" w:sz="3"/>
+          <w:insideH w:val="single" w:color="CBD5E1" w:sz="3"/>
+          <w:insideV w:val="single" w:color="CBD5E1" w:sz="3"/>
+        </w:tblBorders>
+      </w:tblPr>
+      <w:tblGrid>
+        <w:gridCol w:w="2347"/>
+        <w:gridCol w:w="6679"/>
+      </w:tblGrid>
+      <w:tr>
+        <w:trPr>
+          <w:tblHeader/>
+        </w:trPr>
+        <w:tc>
+          <w:tcPr>
+            <w:tcW w:type="dxa" w:w="2347"/>
+            <w:shd w:fill="1E468A" w:color="auto" w:val="clear"/>
+            <w:tcMar>
+              <w:top w:type="dxa" w:w="80"/>
+              <w:left w:type="dxa" w:w="110"/>
+              <w:bottom w:type="dxa" w:w="80"/>
+              <w:right w:type="dxa" w:w="110"/>
+            </w:tcMar>
+            <w:vAlign w:val="center"/>
+          </w:tcPr>
+          <w:p>
+            <w:pPr>
+              <w:spacing w:after="0" w:line="260"/>
+              <w:jc w:val="left"/>
+            </w:pPr>
+            <w:r>
+              <w:rPr>
+                <w:b/>
+                <w:bCs/>
+                <w:color w:val="FFFFFF"/>
+                <w:sz w:val="19"/>
+                <w:szCs w:val="19"/>
+              </w:rPr>
+              <w:t xml:space="preserve">Paso</w:t>
+            </w:r>
+          </w:p>
+        </w:tc>
+        <w:tc>
+          <w:tcPr>
+            <w:tcW w:type="dxa" w:w="6679"/>
+            <w:shd w:fill="1E468A" w:color="auto" w:val="clear"/>
+            <w:tcMar>
+              <w:top w:type="dxa" w:w="80"/>
+              <w:left w:type="dxa" w:w="110"/>
+              <w:bottom w:type="dxa" w:w="80"/>
+              <w:right w:type="dxa" w:w="110"/>
+            </w:tcMar>
+            <w:vAlign w:val="center"/>
+          </w:tcPr>
+          <w:p>
+            <w:pPr>
+              <w:spacing w:after="0" w:line="260"/>
+              <w:jc w:val="left"/>
+            </w:pPr>
+            <w:r>
+              <w:rPr>
+                <w:b/>
+                <w:bCs/>
+                <w:color w:val="FFFFFF"/>
+                <w:sz w:val="19"/>
+                <w:szCs w:val="19"/>
+              </w:rPr>
+              <w:t xml:space="preserve">Situación y respuesta del sistema</w:t>
+            </w:r>
+          </w:p>
+        </w:tc>
+      </w:tr>
+      <w:tr>
+        <w:tc>
+          <w:tcPr>
+            <w:tcW w:type="dxa" w:w="2347"/>
+            <w:tcMar>
+              <w:top w:type="dxa" w:w="80"/>
+              <w:left w:type="dxa" w:w="110"/>
+              <w:bottom w:type="dxa" w:w="80"/>
+              <w:right w:type="dxa" w:w="110"/>
+            </w:tcMar>
+            <w:vAlign w:val="center"/>
+          </w:tcPr>
+          <w:p>
+            <w:pPr>
+              <w:spacing w:after="0" w:line="260"/>
+              <w:jc w:val="left"/>
+            </w:pPr>
+            <w:r>
+              <w:rPr>
+                <w:b/>
+                <w:bCs/>
+                <w:color w:val="1F2937"/>
+                <w:sz w:val="20"/>
+                <w:szCs w:val="20"/>
+              </w:rPr>
               <w:t xml:space="preserve">5a. El DNI no tiene 8 dígitos o el RUC no tiene 11</w:t>
             </w:r>
           </w:p>
@@ -17305,11 +18331,7 @@
 </w:document>
 </file>
 
-<file path=word/comments.xml><?xml version="1.0" encoding="utf-8"?>
-<w:comments xmlns:cx="http://schemas.microsoft.com/office/drawing/2014/chartex" xmlns:cx1="http://schemas.microsoft.com/office/drawing/2015/9/8/chartex" xmlns:cx2="http://schemas.microsoft.com/office/drawing/2015/10/21/chartex" xmlns:cx3="http://schemas.microsoft.com/office/drawing/2016/5/9/chartex" xmlns:cx4="http://schemas.microsoft.com/office/drawing/2016/5/10/chartex" xmlns:cx5="http://schemas.microsoft.com/office/drawing/2016/5/11/chartex" xmlns:cx6="http://schemas.microsoft.com/office/drawing/2016/5/12/chartex" xmlns:cx7="http://schemas.microsoft.com/office/drawing/2016/5/13/chartex" xmlns:cx8="http://schemas.microsoft.com/office/drawing/2016/5/14/chartex" xmlns:mc="http://schemas.openxmlformats.org/markup-compatibility/2006" xmlns:aink="http://schemas.microsoft.com/office/drawing/2016/ink" xmlns:am3d="http://schemas.microsoft.com/office/drawing/2017/model3d" xmlns:o="urn:schemas-microsoft-com:office:office" xmlns:r="http://schemas.openxmlformats.org/officeDocument/2006/relationships" xmlns:m="http://schemas.openxmlformats.org/officeDocument/2006/math" xmlns:v="urn:schemas-microsoft-com:vml" xmlns:wp14="http://schemas.microsoft.com/office/word/2010/wordprocessingDrawing" xmlns:wp="http://schemas.openxmlformats.org/drawingml/2006/wordprocessingDrawing" xmlns:w10="urn:schemas-microsoft-com:office:word" xmlns:w="http://schemas.openxmlformats.org/wordprocessingml/2006/main" xmlns:w14="http://schemas.microsoft.com/office/word/2010/wordml" xmlns:w15="http://schemas.microsoft.com/office/word/2012/wordml" xmlns:w16cex="http://schemas.microsoft.com/office/word/2018/wordml/cex" xmlns:w16cid="http://schemas.microsoft.com/office/word/2016/wordml/cid" xmlns:w16="http://schemas.microsoft.com/office/word/2018/wordml" xmlns:w16sdtdh="http://schemas.microsoft.com/office/word/2020/wordml/sdtdatahash" xmlns:w16se="http://schemas.microsoft.com/office/word/2015/wordml/symex" xmlns:wpg="http://schemas.microsoft.com/office/word/2010/wordprocessingGroup" xmlns:wpi="http://schemas.microsoft.com/office/word/2010/wordprocessingInk" xmlns:wne="http://schemas.microsoft.com/office/word/2006/wordml" xmlns:wps="http://schemas.microsoft.com/office/word/2010/wordprocessingShape"/>
-</file>
-
-<file path=word/endnotes.xml><?xml version="1.0" encoding="utf-8"?>
+<file path=word\endnotes.xml><?xml version="1.0" encoding="utf-8"?>
 <w:endnotes xmlns:wpc="http://schemas.microsoft.com/office/word/2010/wordprocessingCanvas" xmlns:mc="http://schemas.openxmlformats.org/markup-compatibility/2006" xmlns:o="urn:schemas-microsoft-com:office:office" xmlns:r="http://schemas.openxmlformats.org/officeDocument/2006/relationships" xmlns:m="http://schemas.openxmlformats.org/officeDocument/2006/math" xmlns:v="urn:schemas-microsoft-com:vml" xmlns:wp14="http://schemas.microsoft.com/office/word/2010/wordprocessingDrawing" xmlns:wp="http://schemas.openxmlformats.org/drawingml/2006/wordprocessingDrawing" xmlns:w10="urn:schemas-microsoft-com:office:word" xmlns:w="http://schemas.openxmlformats.org/wordprocessingml/2006/main" xmlns:w14="http://schemas.microsoft.com/office/word/2010/wordml" xmlns:w15="http://schemas.microsoft.com/office/word/2012/wordml" xmlns:wpg="http://schemas.microsoft.com/office/word/2010/wordprocessingGroup" xmlns:wpi="http://schemas.microsoft.com/office/word/2010/wordprocessingInk" xmlns:wne="http://schemas.microsoft.com/office/word/2006/wordml" xmlns:wps="http://schemas.microsoft.com/office/word/2010/wordprocessingShape" mc:Ignorable="w14 w15 wp14">
   <w:endnote w:type="separator" w:id="-1">
     <w:p>
@@ -17346,7 +18368,11 @@
 </w:endnotes>
 </file>
 
-<file path=word/footer1.xml><?xml version="1.0" encoding="utf-8"?>
+<file path=word\fontTable.xml><?xml version="1.0" encoding="utf-8"?>
+<w:fonts xmlns:mc="http://schemas.openxmlformats.org/markup-compatibility/2006" xmlns:r="http://schemas.openxmlformats.org/officeDocument/2006/relationships" xmlns:w="http://schemas.openxmlformats.org/wordprocessingml/2006/main" xmlns:w14="http://schemas.microsoft.com/office/word/2010/wordml" xmlns:w15="http://schemas.microsoft.com/office/word/2012/wordml" xmlns:w16cex="http://schemas.microsoft.com/office/word/2018/wordml/cex" xmlns:w16cid="http://schemas.microsoft.com/office/word/2016/wordml/cid" xmlns:w16="http://schemas.microsoft.com/office/word/2018/wordml" xmlns:w16sdtdh="http://schemas.microsoft.com/office/word/2020/wordml/sdtdatahash" xmlns:w16se="http://schemas.microsoft.com/office/word/2015/wordml/symex" mc:Ignorable="w14 w15 w16se w16cid w16 w16cex w16sdtdh"/>
+</file>
+
+<file path=word\footer1.xml><?xml version="1.0" encoding="utf-8"?>
 <w:ftr xmlns:wpc="http://schemas.microsoft.com/office/word/2010/wordprocessingCanvas" xmlns:mc="http://schemas.openxmlformats.org/markup-compatibility/2006" xmlns:o="urn:schemas-microsoft-com:office:office" xmlns:r="http://schemas.openxmlformats.org/officeDocument/2006/relationships" xmlns:m="http://schemas.openxmlformats.org/officeDocument/2006/math" xmlns:v="urn:schemas-microsoft-com:vml" xmlns:wp14="http://schemas.microsoft.com/office/word/2010/wordprocessingDrawing" xmlns:wp="http://schemas.openxmlformats.org/drawingml/2006/wordprocessingDrawing" xmlns:w10="urn:schemas-microsoft-com:office:word" xmlns:w="http://schemas.openxmlformats.org/wordprocessingml/2006/main" xmlns:w14="http://schemas.microsoft.com/office/word/2010/wordml" xmlns:w15="http://schemas.microsoft.com/office/word/2012/wordml" xmlns:wpg="http://schemas.microsoft.com/office/word/2010/wordprocessingGroup" xmlns:wpi="http://schemas.microsoft.com/office/word/2010/wordprocessingInk" xmlns:wne="http://schemas.microsoft.com/office/word/2006/wordml" xmlns:wps="http://schemas.microsoft.com/office/word/2010/wordprocessingShape">
   <w:p>
     <w:pPr>
@@ -17373,13 +18399,13 @@
 </w:ftr>
 </file>
 
-<file path=word/footer2.xml><?xml version="1.0" encoding="utf-8"?>
+<file path=word\footer2.xml><?xml version="1.0" encoding="utf-8"?>
 <w:ftr xmlns:wpc="http://schemas.microsoft.com/office/word/2010/wordprocessingCanvas" xmlns:mc="http://schemas.openxmlformats.org/markup-compatibility/2006" xmlns:o="urn:schemas-microsoft-com:office:office" xmlns:r="http://schemas.openxmlformats.org/officeDocument/2006/relationships" xmlns:m="http://schemas.openxmlformats.org/officeDocument/2006/math" xmlns:v="urn:schemas-microsoft-com:vml" xmlns:wp14="http://schemas.microsoft.com/office/word/2010/wordprocessingDrawing" xmlns:wp="http://schemas.openxmlformats.org/drawingml/2006/wordprocessingDrawing" xmlns:w10="urn:schemas-microsoft-com:office:word" xmlns:w="http://schemas.openxmlformats.org/wordprocessingml/2006/main" xmlns:w14="http://schemas.microsoft.com/office/word/2010/wordml" xmlns:w15="http://schemas.microsoft.com/office/word/2012/wordml" xmlns:wpg="http://schemas.microsoft.com/office/word/2010/wordprocessingGroup" xmlns:wpi="http://schemas.microsoft.com/office/word/2010/wordprocessingInk" xmlns:wne="http://schemas.microsoft.com/office/word/2006/wordml" xmlns:wps="http://schemas.microsoft.com/office/word/2010/wordprocessingShape">
   <w:p/>
 </w:ftr>
 </file>
 
-<file path=word/footnotes.xml><?xml version="1.0" encoding="utf-8"?>
+<file path=word\footnotes.xml><?xml version="1.0" encoding="utf-8"?>
 <w:footnotes xmlns:wpc="http://schemas.microsoft.com/office/word/2010/wordprocessingCanvas" xmlns:mc="http://schemas.openxmlformats.org/markup-compatibility/2006" xmlns:o="urn:schemas-microsoft-com:office:office" xmlns:r="http://schemas.openxmlformats.org/officeDocument/2006/relationships" xmlns:m="http://schemas.openxmlformats.org/officeDocument/2006/math" xmlns:v="urn:schemas-microsoft-com:vml" xmlns:wp14="http://schemas.microsoft.com/office/word/2010/wordprocessingDrawing" xmlns:wp="http://schemas.openxmlformats.org/drawingml/2006/wordprocessingDrawing" xmlns:w10="urn:schemas-microsoft-com:office:word" xmlns:w="http://schemas.openxmlformats.org/wordprocessingml/2006/main" xmlns:w14="http://schemas.microsoft.com/office/word/2010/wordml" xmlns:w15="http://schemas.microsoft.com/office/word/2012/wordml" xmlns:wpg="http://schemas.microsoft.com/office/word/2010/wordprocessingGroup" xmlns:wpi="http://schemas.microsoft.com/office/word/2010/wordprocessingInk" xmlns:wne="http://schemas.microsoft.com/office/word/2006/wordml" xmlns:wps="http://schemas.microsoft.com/office/word/2010/wordprocessingShape" mc:Ignorable="w14 w15 wp14">
   <w:footnote w:type="separator" w:id="-1">
     <w:p>
@@ -17416,7 +18442,7 @@
 </w:footnotes>
 </file>
 
-<file path=word/header1.xml><?xml version="1.0" encoding="utf-8"?>
+<file path=word\header1.xml><?xml version="1.0" encoding="utf-8"?>
 <w:hdr xmlns:wpc="http://schemas.microsoft.com/office/word/2010/wordprocessingCanvas" xmlns:mc="http://schemas.openxmlformats.org/markup-compatibility/2006" xmlns:o="urn:schemas-microsoft-com:office:office" xmlns:r="http://schemas.openxmlformats.org/officeDocument/2006/relationships" xmlns:m="http://schemas.openxmlformats.org/officeDocument/2006/math" xmlns:v="urn:schemas-microsoft-com:vml" xmlns:wp14="http://schemas.microsoft.com/office/word/2010/wordprocessingDrawing" xmlns:wp="http://schemas.openxmlformats.org/drawingml/2006/wordprocessingDrawing" xmlns:w10="urn:schemas-microsoft-com:office:word" xmlns:w="http://schemas.openxmlformats.org/wordprocessingml/2006/main" xmlns:w14="http://schemas.microsoft.com/office/word/2010/wordml" xmlns:w15="http://schemas.microsoft.com/office/word/2012/wordml" xmlns:wpg="http://schemas.microsoft.com/office/word/2010/wordprocessingGroup" xmlns:wpi="http://schemas.microsoft.com/office/word/2010/wordprocessingInk" xmlns:wne="http://schemas.microsoft.com/office/word/2006/wordml" xmlns:wps="http://schemas.microsoft.com/office/word/2010/wordprocessingShape" xmlns:cx="http://schemas.microsoft.com/office/drawing/2014/chartex" xmlns:cx1="http://schemas.microsoft.com/office/drawing/2015/9/8/chartex" xmlns:cx2="http://schemas.microsoft.com/office/drawing/2015/10/21/chartex" xmlns:cx3="http://schemas.microsoft.com/office/drawing/2016/5/9/chartex" xmlns:cx4="http://schemas.microsoft.com/office/drawing/2016/5/10/chartex" xmlns:cx5="http://schemas.microsoft.com/office/drawing/2016/5/11/chartex" xmlns:cx6="http://schemas.microsoft.com/office/drawing/2016/5/12/chartex" xmlns:cx7="http://schemas.microsoft.com/office/drawing/2016/5/13/chartex" xmlns:cx8="http://schemas.microsoft.com/office/drawing/2016/5/14/chartex" xmlns:w16cid="http://schemas.microsoft.com/office/word/2016/wordml/cid" xmlns:w16se="http://schemas.microsoft.com/office/word/2015/wordml/symex">
   <w:p>
     <w:pPr>
@@ -17437,13 +18463,13 @@
 </w:hdr>
 </file>
 
-<file path=word/header2.xml><?xml version="1.0" encoding="utf-8"?>
+<file path=word\header2.xml><?xml version="1.0" encoding="utf-8"?>
 <w:hdr xmlns:wpc="http://schemas.microsoft.com/office/word/2010/wordprocessingCanvas" xmlns:mc="http://schemas.openxmlformats.org/markup-compatibility/2006" xmlns:o="urn:schemas-microsoft-com:office:office" xmlns:r="http://schemas.openxmlformats.org/officeDocument/2006/relationships" xmlns:m="http://schemas.openxmlformats.org/officeDocument/2006/math" xmlns:v="urn:schemas-microsoft-com:vml" xmlns:wp14="http://schemas.microsoft.com/office/word/2010/wordprocessingDrawing" xmlns:wp="http://schemas.openxmlformats.org/drawingml/2006/wordprocessingDrawing" xmlns:w10="urn:schemas-microsoft-com:office:word" xmlns:w="http://schemas.openxmlformats.org/wordprocessingml/2006/main" xmlns:w14="http://schemas.microsoft.com/office/word/2010/wordml" xmlns:w15="http://schemas.microsoft.com/office/word/2012/wordml" xmlns:wpg="http://schemas.microsoft.com/office/word/2010/wordprocessingGroup" xmlns:wpi="http://schemas.microsoft.com/office/word/2010/wordprocessingInk" xmlns:wne="http://schemas.microsoft.com/office/word/2006/wordml" xmlns:wps="http://schemas.microsoft.com/office/word/2010/wordprocessingShape" xmlns:cx="http://schemas.microsoft.com/office/drawing/2014/chartex" xmlns:cx1="http://schemas.microsoft.com/office/drawing/2015/9/8/chartex" xmlns:cx2="http://schemas.microsoft.com/office/drawing/2015/10/21/chartex" xmlns:cx3="http://schemas.microsoft.com/office/drawing/2016/5/9/chartex" xmlns:cx4="http://schemas.microsoft.com/office/drawing/2016/5/10/chartex" xmlns:cx5="http://schemas.microsoft.com/office/drawing/2016/5/11/chartex" xmlns:cx6="http://schemas.microsoft.com/office/drawing/2016/5/12/chartex" xmlns:cx7="http://schemas.microsoft.com/office/drawing/2016/5/13/chartex" xmlns:cx8="http://schemas.microsoft.com/office/drawing/2016/5/14/chartex" xmlns:w16cid="http://schemas.microsoft.com/office/word/2016/wordml/cid" xmlns:w16se="http://schemas.microsoft.com/office/word/2015/wordml/symex">
   <w:p/>
 </w:hdr>
 </file>
 
-<file path=word/numbering.xml><?xml version="1.0" encoding="utf-8"?>
+<file path=word\numbering.xml><?xml version="1.0" encoding="utf-8"?>
 <w:numbering xmlns:wpc="http://schemas.microsoft.com/office/word/2010/wordprocessingCanvas" xmlns:mc="http://schemas.openxmlformats.org/markup-compatibility/2006" xmlns:o="urn:schemas-microsoft-com:office:office" xmlns:r="http://schemas.openxmlformats.org/officeDocument/2006/relationships" xmlns:m="http://schemas.openxmlformats.org/officeDocument/2006/math" xmlns:v="urn:schemas-microsoft-com:vml" xmlns:wp14="http://schemas.microsoft.com/office/word/2010/wordprocessingDrawing" xmlns:wp="http://schemas.openxmlformats.org/drawingml/2006/wordprocessingDrawing" xmlns:w10="urn:schemas-microsoft-com:office:word" xmlns:w="http://schemas.openxmlformats.org/wordprocessingml/2006/main" xmlns:w14="http://schemas.microsoft.com/office/word/2010/wordml" xmlns:w15="http://schemas.microsoft.com/office/word/2012/wordml" xmlns:wpg="http://schemas.microsoft.com/office/word/2010/wordprocessingGroup" xmlns:wpi="http://schemas.microsoft.com/office/word/2010/wordprocessingInk" xmlns:wne="http://schemas.microsoft.com/office/word/2006/wordml" xmlns:wps="http://schemas.microsoft.com/office/word/2010/wordprocessingShape" mc:Ignorable="w14 w15 wp14">
   <w:abstractNum w:abstractNumId="1" w15:restartNumberingAfterBreak="0">
     <w:multiLevelType w:val="hybridMultilevel"/>
@@ -17559,7 +18585,17 @@
 </w:numbering>
 </file>
 
-<file path=word/styles.xml><?xml version="1.0" encoding="utf-8"?>
+<file path=word\settings.xml><?xml version="1.0" encoding="utf-8"?>
+<w:settings xmlns:wpc="http://schemas.microsoft.com/office/word/2010/wordprocessingCanvas" xmlns:mc="http://schemas.openxmlformats.org/markup-compatibility/2006" xmlns:o="urn:schemas-microsoft-com:office:office" xmlns:r="http://schemas.openxmlformats.org/officeDocument/2006/relationships" xmlns:m="http://schemas.openxmlformats.org/officeDocument/2006/math" xmlns:v="urn:schemas-microsoft-com:vml" xmlns:wp14="http://schemas.microsoft.com/office/word/2010/wordprocessingDrawing" xmlns:wp="http://schemas.openxmlformats.org/drawingml/2006/wordprocessingDrawing" xmlns:w10="urn:schemas-microsoft-com:office:word" xmlns:w="http://schemas.openxmlformats.org/wordprocessingml/2006/main" xmlns:w14="http://schemas.microsoft.com/office/word/2010/wordml" xmlns:w15="http://schemas.microsoft.com/office/word/2012/wordml" xmlns:wpg="http://schemas.microsoft.com/office/word/2010/wordprocessingGroup" xmlns:wpi="http://schemas.microsoft.com/office/word/2010/wordprocessingInk" xmlns:wne="http://schemas.microsoft.com/office/word/2006/wordml" xmlns:wps="http://schemas.microsoft.com/office/word/2010/wordprocessingShape" mc:Ignorable="w14 w15 wp14">
+  <w:displayBackgroundShape/>
+  <w:evenAndOddHeaders w:val="false"/>
+  <w:compat>
+    <w:compatSetting w:val="15" w:name="compatibilityMode" w:uri="http://schemas.microsoft.com/office/word"/>
+  </w:compat>
+</w:settings>
+</file>
+
+<file path=word\styles.xml><?xml version="1.0" encoding="utf-8"?>
 <w:styles xmlns:mc="http://schemas.openxmlformats.org/markup-compatibility/2006" xmlns:r="http://schemas.openxmlformats.org/officeDocument/2006/relationships" xmlns:w="http://schemas.openxmlformats.org/wordprocessingml/2006/main" xmlns:w14="http://schemas.microsoft.com/office/word/2010/wordml" xmlns:w15="http://schemas.microsoft.com/office/word/2012/wordml" mc:Ignorable="w14 w15">
   <w:docDefaults>
     <w:rPrDefault>

--- a/docs/03_Casos_de_Uso.docx
+++ b/docs/03_Casos_de_Uso.docx
@@ -1,29 +1,5 @@
 
-<file path=docProps\app.xml><?xml version="1.0" encoding="utf-8"?>
-<Properties xmlns="http://schemas.openxmlformats.org/officeDocument/2006/extended-properties" xmlns:vt="http://schemas.openxmlformats.org/officeDocument/2006/docPropsVTypes"/>
-</file>
-
-<file path=docProps\core.xml><?xml version="1.0" encoding="utf-8"?>
-<cp:coreProperties xmlns:cp="http://schemas.openxmlformats.org/package/2006/metadata/core-properties" xmlns:dc="http://purl.org/dc/elements/1.1/" xmlns:dcterms="http://purl.org/dc/terms/" xmlns:dcmitype="http://purl.org/dc/dcmitype/" xmlns:xsi="http://www.w3.org/2001/XMLSchema-instance">
-  <dc:title>Casos de Uso</dc:title>
-  <dc:creator>Sistema Web para la Gestión de un Minimarket</dc:creator>
-  <dc:description>Proyecto final del curso de Desarrollo de Sistemas de Información</dc:description>
-  <cp:lastModifiedBy>Un-named</cp:lastModifiedBy>
-  <cp:revision>1</cp:revision>
-  <dcterms:created xsi:type="dcterms:W3CDTF">2026-08-27T02:20:20.045Z</dcterms:created>
-  <dcterms:modified xsi:type="dcterms:W3CDTF">2026-08-27T02:20:20.045Z</dcterms:modified>
-</cp:coreProperties>
-</file>
-
-<file path=docProps\custom.xml><?xml version="1.0" encoding="utf-8"?>
-<Properties xmlns="http://schemas.openxmlformats.org/officeDocument/2006/custom-properties" xmlns:vt="http://schemas.openxmlformats.org/officeDocument/2006/docPropsVTypes"/>
-</file>
-
-<file path=word\comments.xml><?xml version="1.0" encoding="utf-8"?>
-<w:comments xmlns:cx="http://schemas.microsoft.com/office/drawing/2014/chartex" xmlns:cx1="http://schemas.microsoft.com/office/drawing/2015/9/8/chartex" xmlns:cx2="http://schemas.microsoft.com/office/drawing/2015/10/21/chartex" xmlns:cx3="http://schemas.microsoft.com/office/drawing/2016/5/9/chartex" xmlns:cx4="http://schemas.microsoft.com/office/drawing/2016/5/10/chartex" xmlns:cx5="http://schemas.microsoft.com/office/drawing/2016/5/11/chartex" xmlns:cx6="http://schemas.microsoft.com/office/drawing/2016/5/12/chartex" xmlns:cx7="http://schemas.microsoft.com/office/drawing/2016/5/13/chartex" xmlns:cx8="http://schemas.microsoft.com/office/drawing/2016/5/14/chartex" xmlns:mc="http://schemas.openxmlformats.org/markup-compatibility/2006" xmlns:aink="http://schemas.microsoft.com/office/drawing/2016/ink" xmlns:am3d="http://schemas.microsoft.com/office/drawing/2017/model3d" xmlns:o="urn:schemas-microsoft-com:office:office" xmlns:r="http://schemas.openxmlformats.org/officeDocument/2006/relationships" xmlns:m="http://schemas.openxmlformats.org/officeDocument/2006/math" xmlns:v="urn:schemas-microsoft-com:vml" xmlns:wp14="http://schemas.microsoft.com/office/word/2010/wordprocessingDrawing" xmlns:wp="http://schemas.openxmlformats.org/drawingml/2006/wordprocessingDrawing" xmlns:w10="urn:schemas-microsoft-com:office:word" xmlns:w="http://schemas.openxmlformats.org/wordprocessingml/2006/main" xmlns:w14="http://schemas.microsoft.com/office/word/2010/wordml" xmlns:w15="http://schemas.microsoft.com/office/word/2012/wordml" xmlns:w16cex="http://schemas.microsoft.com/office/word/2018/wordml/cex" xmlns:w16cid="http://schemas.microsoft.com/office/word/2016/wordml/cid" xmlns:w16="http://schemas.microsoft.com/office/word/2018/wordml" xmlns:w16sdtdh="http://schemas.microsoft.com/office/word/2020/wordml/sdtdatahash" xmlns:w16se="http://schemas.microsoft.com/office/word/2015/wordml/symex" xmlns:wpg="http://schemas.microsoft.com/office/word/2010/wordprocessingGroup" xmlns:wpi="http://schemas.microsoft.com/office/word/2010/wordprocessingInk" xmlns:wne="http://schemas.microsoft.com/office/word/2006/wordml" xmlns:wps="http://schemas.microsoft.com/office/word/2010/wordprocessingShape"/>
-</file>
-
-<file path=word\document.xml><?xml version="1.0" encoding="utf-8"?>
+<file path=word/document.xml><?xml version="1.0" encoding="utf-8"?>
 <w:document xmlns:wpc="http://schemas.microsoft.com/office/word/2010/wordprocessingCanvas" xmlns:mc="http://schemas.openxmlformats.org/markup-compatibility/2006" xmlns:o="urn:schemas-microsoft-com:office:office" xmlns:r="http://schemas.openxmlformats.org/officeDocument/2006/relationships" xmlns:m="http://schemas.openxmlformats.org/officeDocument/2006/math" xmlns:v="urn:schemas-microsoft-com:vml" xmlns:wp14="http://schemas.microsoft.com/office/word/2010/wordprocessingDrawing" xmlns:wp="http://schemas.openxmlformats.org/drawingml/2006/wordprocessingDrawing" xmlns:w10="urn:schemas-microsoft-com:office:word" xmlns:w="http://schemas.openxmlformats.org/wordprocessingml/2006/main" xmlns:w14="http://schemas.microsoft.com/office/word/2010/wordml" xmlns:w15="http://schemas.microsoft.com/office/word/2012/wordml" xmlns:wpg="http://schemas.microsoft.com/office/word/2010/wordprocessingGroup" xmlns:wpi="http://schemas.microsoft.com/office/word/2010/wordprocessingInk" xmlns:wne="http://schemas.microsoft.com/office/word/2006/wordml" xmlns:wps="http://schemas.microsoft.com/office/word/2010/wordprocessingShape" xmlns:cx="http://schemas.microsoft.com/office/drawing/2014/chartex" xmlns:cx1="http://schemas.microsoft.com/office/drawing/2015/9/8/chartex" xmlns:cx2="http://schemas.microsoft.com/office/drawing/2015/10/21/chartex" xmlns:cx3="http://schemas.microsoft.com/office/drawing/2016/5/9/chartex" xmlns:cx4="http://schemas.microsoft.com/office/drawing/2016/5/10/chartex" xmlns:cx5="http://schemas.microsoft.com/office/drawing/2016/5/11/chartex" xmlns:cx6="http://schemas.microsoft.com/office/drawing/2016/5/12/chartex" xmlns:cx7="http://schemas.microsoft.com/office/drawing/2016/5/13/chartex" xmlns:cx8="http://schemas.microsoft.com/office/drawing/2016/5/14/chartex" xmlns:aink="http://schemas.microsoft.com/office/drawing/2016/ink" xmlns:am3d="http://schemas.microsoft.com/office/drawing/2017/model3d" xmlns:w16cex="http://schemas.microsoft.com/office/word/2018/wordml/cex" xmlns:w16cid="http://schemas.microsoft.com/office/word/2016/wordml/cid" xmlns:w16="http://schemas.microsoft.com/office/word/2018/wordml" xmlns:w16sdtdh="http://schemas.microsoft.com/office/word/2020/wordml/sdtdatahash" xmlns:w16se="http://schemas.microsoft.com/office/word/2015/wordml/symex" mc:Ignorable="w14 w15 wp14">
   <w:body>
     <w:p>
@@ -18316,6 +18292,114 @@
         <w:spacing w:after="240"/>
       </w:pPr>
     </w:p>
+    <w:p>
+      <w:r>
+        <w:br w:type="page"/>
+      </w:r>
+    </w:p>
+    <w:p>
+      <w:pPr>
+        <w:spacing w:before="0"/>
+      </w:pPr>
+      <w:r>
+        <w:rPr>
+          <w:b/>
+          <w:sz w:val="32"/>
+        </w:rPr>
+        <w:t>Actualización de documentación</w:t>
+      </w:r>
+    </w:p>
+    <w:p>
+      <w:pPr>
+        <w:spacing w:after="200"/>
+      </w:pPr>
+      <w:r>
+        <w:t>Esta sección registra los cambios incorporados al Sistema Web para la Gestión de un Minimarket después de la versión documentada inicialmente.</w:t>
+      </w:r>
+    </w:p>
+    <w:p>
+      <w:r>
+        <w:rPr>
+          <w:b/>
+          <w:sz w:val="26"/>
+        </w:rPr>
+        <w:t>CU-15 Consultar catálogo público</w:t>
+      </w:r>
+    </w:p>
+    <w:p>
+      <w:pPr>
+        <w:ind w:left="360" w:hanging="200"/>
+      </w:pPr>
+      <w:r>
+        <w:t>• Actor principal: Visitante.</w:t>
+      </w:r>
+    </w:p>
+    <w:p>
+      <w:pPr>
+        <w:ind w:left="360" w:hanging="200"/>
+      </w:pPr>
+      <w:r>
+        <w:t>• Flujo principal: el visitante abre la tienda, ingresa un término de búsqueda o elige una categoría y el sistema presenta los productos activos con su nombre, categoría, precio y unidad de medida.</w:t>
+      </w:r>
+    </w:p>
+    <w:p>
+      <w:pPr>
+        <w:ind w:left="360" w:hanging="200"/>
+      </w:pPr>
+      <w:r>
+        <w:t>• Resultado: el visitante consulta la información comercial sin autenticación y puede continuar hacia los datos de contacto.</w:t>
+      </w:r>
+    </w:p>
+    <w:p>
+      <w:r>
+        <w:rPr>
+          <w:b/>
+          <w:sz w:val="26"/>
+        </w:rPr>
+        <w:t>CU-16 Recuperar contraseña</w:t>
+      </w:r>
+    </w:p>
+    <w:p>
+      <w:pPr>
+        <w:ind w:left="360" w:hanging="200"/>
+      </w:pPr>
+      <w:r>
+        <w:t>• Actor principal: Usuario registrado.</w:t>
+      </w:r>
+    </w:p>
+    <w:p>
+      <w:pPr>
+        <w:ind w:left="360" w:hanging="200"/>
+      </w:pPr>
+      <w:r>
+        <w:t>• Flujo principal: el usuario solicita la recuperación, recibe un enlace temporal y registra una contraseña nueva. El sistema invalida el token después de utilizarlo.</w:t>
+      </w:r>
+    </w:p>
+    <w:p>
+      <w:r>
+        <w:rPr>
+          <w:b/>
+          <w:sz w:val="26"/>
+        </w:rPr>
+        <w:t>CU-17 Gestionar respaldos</w:t>
+      </w:r>
+    </w:p>
+    <w:p>
+      <w:pPr>
+        <w:ind w:left="360" w:hanging="200"/>
+      </w:pPr>
+      <w:r>
+        <w:t>• Actor principal: Administrador.</w:t>
+      </w:r>
+    </w:p>
+    <w:p>
+      <w:pPr>
+        <w:ind w:left="360" w:hanging="200"/>
+      </w:pPr>
+      <w:r>
+        <w:t>• Flujo principal: el administrador configura la frecuencia y retención, genera un respaldo cuando lo requiere y descarga los archivos autorizados.</w:t>
+      </w:r>
+    </w:p>
     <w:sectPr>
       <w:headerReference w:type="default" r:id="rId7"/>
       <w:headerReference w:type="first" r:id="rId8"/>
@@ -18331,7 +18415,11 @@
 </w:document>
 </file>
 
-<file path=word\endnotes.xml><?xml version="1.0" encoding="utf-8"?>
+<file path=word/comments.xml><?xml version="1.0" encoding="utf-8"?>
+<w:comments xmlns:cx="http://schemas.microsoft.com/office/drawing/2014/chartex" xmlns:cx1="http://schemas.microsoft.com/office/drawing/2015/9/8/chartex" xmlns:cx2="http://schemas.microsoft.com/office/drawing/2015/10/21/chartex" xmlns:cx3="http://schemas.microsoft.com/office/drawing/2016/5/9/chartex" xmlns:cx4="http://schemas.microsoft.com/office/drawing/2016/5/10/chartex" xmlns:cx5="http://schemas.microsoft.com/office/drawing/2016/5/11/chartex" xmlns:cx6="http://schemas.microsoft.com/office/drawing/2016/5/12/chartex" xmlns:cx7="http://schemas.microsoft.com/office/drawing/2016/5/13/chartex" xmlns:cx8="http://schemas.microsoft.com/office/drawing/2016/5/14/chartex" xmlns:mc="http://schemas.openxmlformats.org/markup-compatibility/2006" xmlns:aink="http://schemas.microsoft.com/office/drawing/2016/ink" xmlns:am3d="http://schemas.microsoft.com/office/drawing/2017/model3d" xmlns:o="urn:schemas-microsoft-com:office:office" xmlns:r="http://schemas.openxmlformats.org/officeDocument/2006/relationships" xmlns:m="http://schemas.openxmlformats.org/officeDocument/2006/math" xmlns:v="urn:schemas-microsoft-com:vml" xmlns:wp14="http://schemas.microsoft.com/office/word/2010/wordprocessingDrawing" xmlns:wp="http://schemas.openxmlformats.org/drawingml/2006/wordprocessingDrawing" xmlns:w10="urn:schemas-microsoft-com:office:word" xmlns:w="http://schemas.openxmlformats.org/wordprocessingml/2006/main" xmlns:w14="http://schemas.microsoft.com/office/word/2010/wordml" xmlns:w15="http://schemas.microsoft.com/office/word/2012/wordml" xmlns:w16cex="http://schemas.microsoft.com/office/word/2018/wordml/cex" xmlns:w16cid="http://schemas.microsoft.com/office/word/2016/wordml/cid" xmlns:w16="http://schemas.microsoft.com/office/word/2018/wordml" xmlns:w16sdtdh="http://schemas.microsoft.com/office/word/2020/wordml/sdtdatahash" xmlns:w16se="http://schemas.microsoft.com/office/word/2015/wordml/symex" xmlns:wpg="http://schemas.microsoft.com/office/word/2010/wordprocessingGroup" xmlns:wpi="http://schemas.microsoft.com/office/word/2010/wordprocessingInk" xmlns:wne="http://schemas.microsoft.com/office/word/2006/wordml" xmlns:wps="http://schemas.microsoft.com/office/word/2010/wordprocessingShape"/>
+</file>
+
+<file path=word/endnotes.xml><?xml version="1.0" encoding="utf-8"?>
 <w:endnotes xmlns:wpc="http://schemas.microsoft.com/office/word/2010/wordprocessingCanvas" xmlns:mc="http://schemas.openxmlformats.org/markup-compatibility/2006" xmlns:o="urn:schemas-microsoft-com:office:office" xmlns:r="http://schemas.openxmlformats.org/officeDocument/2006/relationships" xmlns:m="http://schemas.openxmlformats.org/officeDocument/2006/math" xmlns:v="urn:schemas-microsoft-com:vml" xmlns:wp14="http://schemas.microsoft.com/office/word/2010/wordprocessingDrawing" xmlns:wp="http://schemas.openxmlformats.org/drawingml/2006/wordprocessingDrawing" xmlns:w10="urn:schemas-microsoft-com:office:word" xmlns:w="http://schemas.openxmlformats.org/wordprocessingml/2006/main" xmlns:w14="http://schemas.microsoft.com/office/word/2010/wordml" xmlns:w15="http://schemas.microsoft.com/office/word/2012/wordml" xmlns:wpg="http://schemas.microsoft.com/office/word/2010/wordprocessingGroup" xmlns:wpi="http://schemas.microsoft.com/office/word/2010/wordprocessingInk" xmlns:wne="http://schemas.microsoft.com/office/word/2006/wordml" xmlns:wps="http://schemas.microsoft.com/office/word/2010/wordprocessingShape" mc:Ignorable="w14 w15 wp14">
   <w:endnote w:type="separator" w:id="-1">
     <w:p>
@@ -18368,11 +18456,7 @@
 </w:endnotes>
 </file>
 
-<file path=word\fontTable.xml><?xml version="1.0" encoding="utf-8"?>
-<w:fonts xmlns:mc="http://schemas.openxmlformats.org/markup-compatibility/2006" xmlns:r="http://schemas.openxmlformats.org/officeDocument/2006/relationships" xmlns:w="http://schemas.openxmlformats.org/wordprocessingml/2006/main" xmlns:w14="http://schemas.microsoft.com/office/word/2010/wordml" xmlns:w15="http://schemas.microsoft.com/office/word/2012/wordml" xmlns:w16cex="http://schemas.microsoft.com/office/word/2018/wordml/cex" xmlns:w16cid="http://schemas.microsoft.com/office/word/2016/wordml/cid" xmlns:w16="http://schemas.microsoft.com/office/word/2018/wordml" xmlns:w16sdtdh="http://schemas.microsoft.com/office/word/2020/wordml/sdtdatahash" xmlns:w16se="http://schemas.microsoft.com/office/word/2015/wordml/symex" mc:Ignorable="w14 w15 w16se w16cid w16 w16cex w16sdtdh"/>
-</file>
-
-<file path=word\footer1.xml><?xml version="1.0" encoding="utf-8"?>
+<file path=word/footer1.xml><?xml version="1.0" encoding="utf-8"?>
 <w:ftr xmlns:wpc="http://schemas.microsoft.com/office/word/2010/wordprocessingCanvas" xmlns:mc="http://schemas.openxmlformats.org/markup-compatibility/2006" xmlns:o="urn:schemas-microsoft-com:office:office" xmlns:r="http://schemas.openxmlformats.org/officeDocument/2006/relationships" xmlns:m="http://schemas.openxmlformats.org/officeDocument/2006/math" xmlns:v="urn:schemas-microsoft-com:vml" xmlns:wp14="http://schemas.microsoft.com/office/word/2010/wordprocessingDrawing" xmlns:wp="http://schemas.openxmlformats.org/drawingml/2006/wordprocessingDrawing" xmlns:w10="urn:schemas-microsoft-com:office:word" xmlns:w="http://schemas.openxmlformats.org/wordprocessingml/2006/main" xmlns:w14="http://schemas.microsoft.com/office/word/2010/wordml" xmlns:w15="http://schemas.microsoft.com/office/word/2012/wordml" xmlns:wpg="http://schemas.microsoft.com/office/word/2010/wordprocessingGroup" xmlns:wpi="http://schemas.microsoft.com/office/word/2010/wordprocessingInk" xmlns:wne="http://schemas.microsoft.com/office/word/2006/wordml" xmlns:wps="http://schemas.microsoft.com/office/word/2010/wordprocessingShape">
   <w:p>
     <w:pPr>
@@ -18399,13 +18483,13 @@
 </w:ftr>
 </file>
 
-<file path=word\footer2.xml><?xml version="1.0" encoding="utf-8"?>
+<file path=word/footer2.xml><?xml version="1.0" encoding="utf-8"?>
 <w:ftr xmlns:wpc="http://schemas.microsoft.com/office/word/2010/wordprocessingCanvas" xmlns:mc="http://schemas.openxmlformats.org/markup-compatibility/2006" xmlns:o="urn:schemas-microsoft-com:office:office" xmlns:r="http://schemas.openxmlformats.org/officeDocument/2006/relationships" xmlns:m="http://schemas.openxmlformats.org/officeDocument/2006/math" xmlns:v="urn:schemas-microsoft-com:vml" xmlns:wp14="http://schemas.microsoft.com/office/word/2010/wordprocessingDrawing" xmlns:wp="http://schemas.openxmlformats.org/drawingml/2006/wordprocessingDrawing" xmlns:w10="urn:schemas-microsoft-com:office:word" xmlns:w="http://schemas.openxmlformats.org/wordprocessingml/2006/main" xmlns:w14="http://schemas.microsoft.com/office/word/2010/wordml" xmlns:w15="http://schemas.microsoft.com/office/word/2012/wordml" xmlns:wpg="http://schemas.microsoft.com/office/word/2010/wordprocessingGroup" xmlns:wpi="http://schemas.microsoft.com/office/word/2010/wordprocessingInk" xmlns:wne="http://schemas.microsoft.com/office/word/2006/wordml" xmlns:wps="http://schemas.microsoft.com/office/word/2010/wordprocessingShape">
   <w:p/>
 </w:ftr>
 </file>
 
-<file path=word\footnotes.xml><?xml version="1.0" encoding="utf-8"?>
+<file path=word/footnotes.xml><?xml version="1.0" encoding="utf-8"?>
 <w:footnotes xmlns:wpc="http://schemas.microsoft.com/office/word/2010/wordprocessingCanvas" xmlns:mc="http://schemas.openxmlformats.org/markup-compatibility/2006" xmlns:o="urn:schemas-microsoft-com:office:office" xmlns:r="http://schemas.openxmlformats.org/officeDocument/2006/relationships" xmlns:m="http://schemas.openxmlformats.org/officeDocument/2006/math" xmlns:v="urn:schemas-microsoft-com:vml" xmlns:wp14="http://schemas.microsoft.com/office/word/2010/wordprocessingDrawing" xmlns:wp="http://schemas.openxmlformats.org/drawingml/2006/wordprocessingDrawing" xmlns:w10="urn:schemas-microsoft-com:office:word" xmlns:w="http://schemas.openxmlformats.org/wordprocessingml/2006/main" xmlns:w14="http://schemas.microsoft.com/office/word/2010/wordml" xmlns:w15="http://schemas.microsoft.com/office/word/2012/wordml" xmlns:wpg="http://schemas.microsoft.com/office/word/2010/wordprocessingGroup" xmlns:wpi="http://schemas.microsoft.com/office/word/2010/wordprocessingInk" xmlns:wne="http://schemas.microsoft.com/office/word/2006/wordml" xmlns:wps="http://schemas.microsoft.com/office/word/2010/wordprocessingShape" mc:Ignorable="w14 w15 wp14">
   <w:footnote w:type="separator" w:id="-1">
     <w:p>
@@ -18442,7 +18526,7 @@
 </w:footnotes>
 </file>
 
-<file path=word\header1.xml><?xml version="1.0" encoding="utf-8"?>
+<file path=word/header1.xml><?xml version="1.0" encoding="utf-8"?>
 <w:hdr xmlns:wpc="http://schemas.microsoft.com/office/word/2010/wordprocessingCanvas" xmlns:mc="http://schemas.openxmlformats.org/markup-compatibility/2006" xmlns:o="urn:schemas-microsoft-com:office:office" xmlns:r="http://schemas.openxmlformats.org/officeDocument/2006/relationships" xmlns:m="http://schemas.openxmlformats.org/officeDocument/2006/math" xmlns:v="urn:schemas-microsoft-com:vml" xmlns:wp14="http://schemas.microsoft.com/office/word/2010/wordprocessingDrawing" xmlns:wp="http://schemas.openxmlformats.org/drawingml/2006/wordprocessingDrawing" xmlns:w10="urn:schemas-microsoft-com:office:word" xmlns:w="http://schemas.openxmlformats.org/wordprocessingml/2006/main" xmlns:w14="http://schemas.microsoft.com/office/word/2010/wordml" xmlns:w15="http://schemas.microsoft.com/office/word/2012/wordml" xmlns:wpg="http://schemas.microsoft.com/office/word/2010/wordprocessingGroup" xmlns:wpi="http://schemas.microsoft.com/office/word/2010/wordprocessingInk" xmlns:wne="http://schemas.microsoft.com/office/word/2006/wordml" xmlns:wps="http://schemas.microsoft.com/office/word/2010/wordprocessingShape" xmlns:cx="http://schemas.microsoft.com/office/drawing/2014/chartex" xmlns:cx1="http://schemas.microsoft.com/office/drawing/2015/9/8/chartex" xmlns:cx2="http://schemas.microsoft.com/office/drawing/2015/10/21/chartex" xmlns:cx3="http://schemas.microsoft.com/office/drawing/2016/5/9/chartex" xmlns:cx4="http://schemas.microsoft.com/office/drawing/2016/5/10/chartex" xmlns:cx5="http://schemas.microsoft.com/office/drawing/2016/5/11/chartex" xmlns:cx6="http://schemas.microsoft.com/office/drawing/2016/5/12/chartex" xmlns:cx7="http://schemas.microsoft.com/office/drawing/2016/5/13/chartex" xmlns:cx8="http://schemas.microsoft.com/office/drawing/2016/5/14/chartex" xmlns:w16cid="http://schemas.microsoft.com/office/word/2016/wordml/cid" xmlns:w16se="http://schemas.microsoft.com/office/word/2015/wordml/symex">
   <w:p>
     <w:pPr>
@@ -18463,13 +18547,13 @@
 </w:hdr>
 </file>
 
-<file path=word\header2.xml><?xml version="1.0" encoding="utf-8"?>
+<file path=word/header2.xml><?xml version="1.0" encoding="utf-8"?>
 <w:hdr xmlns:wpc="http://schemas.microsoft.com/office/word/2010/wordprocessingCanvas" xmlns:mc="http://schemas.openxmlformats.org/markup-compatibility/2006" xmlns:o="urn:schemas-microsoft-com:office:office" xmlns:r="http://schemas.openxmlformats.org/officeDocument/2006/relationships" xmlns:m="http://schemas.openxmlformats.org/officeDocument/2006/math" xmlns:v="urn:schemas-microsoft-com:vml" xmlns:wp14="http://schemas.microsoft.com/office/word/2010/wordprocessingDrawing" xmlns:wp="http://schemas.openxmlformats.org/drawingml/2006/wordprocessingDrawing" xmlns:w10="urn:schemas-microsoft-com:office:word" xmlns:w="http://schemas.openxmlformats.org/wordprocessingml/2006/main" xmlns:w14="http://schemas.microsoft.com/office/word/2010/wordml" xmlns:w15="http://schemas.microsoft.com/office/word/2012/wordml" xmlns:wpg="http://schemas.microsoft.com/office/word/2010/wordprocessingGroup" xmlns:wpi="http://schemas.microsoft.com/office/word/2010/wordprocessingInk" xmlns:wne="http://schemas.microsoft.com/office/word/2006/wordml" xmlns:wps="http://schemas.microsoft.com/office/word/2010/wordprocessingShape" xmlns:cx="http://schemas.microsoft.com/office/drawing/2014/chartex" xmlns:cx1="http://schemas.microsoft.com/office/drawing/2015/9/8/chartex" xmlns:cx2="http://schemas.microsoft.com/office/drawing/2015/10/21/chartex" xmlns:cx3="http://schemas.microsoft.com/office/drawing/2016/5/9/chartex" xmlns:cx4="http://schemas.microsoft.com/office/drawing/2016/5/10/chartex" xmlns:cx5="http://schemas.microsoft.com/office/drawing/2016/5/11/chartex" xmlns:cx6="http://schemas.microsoft.com/office/drawing/2016/5/12/chartex" xmlns:cx7="http://schemas.microsoft.com/office/drawing/2016/5/13/chartex" xmlns:cx8="http://schemas.microsoft.com/office/drawing/2016/5/14/chartex" xmlns:w16cid="http://schemas.microsoft.com/office/word/2016/wordml/cid" xmlns:w16se="http://schemas.microsoft.com/office/word/2015/wordml/symex">
   <w:p/>
 </w:hdr>
 </file>
 
-<file path=word\numbering.xml><?xml version="1.0" encoding="utf-8"?>
+<file path=word/numbering.xml><?xml version="1.0" encoding="utf-8"?>
 <w:numbering xmlns:wpc="http://schemas.microsoft.com/office/word/2010/wordprocessingCanvas" xmlns:mc="http://schemas.openxmlformats.org/markup-compatibility/2006" xmlns:o="urn:schemas-microsoft-com:office:office" xmlns:r="http://schemas.openxmlformats.org/officeDocument/2006/relationships" xmlns:m="http://schemas.openxmlformats.org/officeDocument/2006/math" xmlns:v="urn:schemas-microsoft-com:vml" xmlns:wp14="http://schemas.microsoft.com/office/word/2010/wordprocessingDrawing" xmlns:wp="http://schemas.openxmlformats.org/drawingml/2006/wordprocessingDrawing" xmlns:w10="urn:schemas-microsoft-com:office:word" xmlns:w="http://schemas.openxmlformats.org/wordprocessingml/2006/main" xmlns:w14="http://schemas.microsoft.com/office/word/2010/wordml" xmlns:w15="http://schemas.microsoft.com/office/word/2012/wordml" xmlns:wpg="http://schemas.microsoft.com/office/word/2010/wordprocessingGroup" xmlns:wpi="http://schemas.microsoft.com/office/word/2010/wordprocessingInk" xmlns:wne="http://schemas.microsoft.com/office/word/2006/wordml" xmlns:wps="http://schemas.microsoft.com/office/word/2010/wordprocessingShape" mc:Ignorable="w14 w15 wp14">
   <w:abstractNum w:abstractNumId="1" w15:restartNumberingAfterBreak="0">
     <w:multiLevelType w:val="hybridMultilevel"/>
@@ -18585,17 +18669,7 @@
 </w:numbering>
 </file>
 
-<file path=word\settings.xml><?xml version="1.0" encoding="utf-8"?>
-<w:settings xmlns:wpc="http://schemas.microsoft.com/office/word/2010/wordprocessingCanvas" xmlns:mc="http://schemas.openxmlformats.org/markup-compatibility/2006" xmlns:o="urn:schemas-microsoft-com:office:office" xmlns:r="http://schemas.openxmlformats.org/officeDocument/2006/relationships" xmlns:m="http://schemas.openxmlformats.org/officeDocument/2006/math" xmlns:v="urn:schemas-microsoft-com:vml" xmlns:wp14="http://schemas.microsoft.com/office/word/2010/wordprocessingDrawing" xmlns:wp="http://schemas.openxmlformats.org/drawingml/2006/wordprocessingDrawing" xmlns:w10="urn:schemas-microsoft-com:office:word" xmlns:w="http://schemas.openxmlformats.org/wordprocessingml/2006/main" xmlns:w14="http://schemas.microsoft.com/office/word/2010/wordml" xmlns:w15="http://schemas.microsoft.com/office/word/2012/wordml" xmlns:wpg="http://schemas.microsoft.com/office/word/2010/wordprocessingGroup" xmlns:wpi="http://schemas.microsoft.com/office/word/2010/wordprocessingInk" xmlns:wne="http://schemas.microsoft.com/office/word/2006/wordml" xmlns:wps="http://schemas.microsoft.com/office/word/2010/wordprocessingShape" mc:Ignorable="w14 w15 wp14">
-  <w:displayBackgroundShape/>
-  <w:evenAndOddHeaders w:val="false"/>
-  <w:compat>
-    <w:compatSetting w:val="15" w:name="compatibilityMode" w:uri="http://schemas.microsoft.com/office/word"/>
-  </w:compat>
-</w:settings>
-</file>
-
-<file path=word\styles.xml><?xml version="1.0" encoding="utf-8"?>
+<file path=word/styles.xml><?xml version="1.0" encoding="utf-8"?>
 <w:styles xmlns:mc="http://schemas.openxmlformats.org/markup-compatibility/2006" xmlns:r="http://schemas.openxmlformats.org/officeDocument/2006/relationships" xmlns:w="http://schemas.openxmlformats.org/wordprocessingml/2006/main" xmlns:w14="http://schemas.microsoft.com/office/word/2010/wordml" xmlns:w15="http://schemas.microsoft.com/office/word/2012/wordml" mc:Ignorable="w14 w15">
   <w:docDefaults>
     <w:rPrDefault>
